--- a/КУРСОВАЯ_ООП/3_подраздел.docx
+++ b/КУРСОВАЯ_ООП/3_подраздел.docx
@@ -1,6 +1,6 @@
 
 <file path=word/document.xml><?xml version="1.0" encoding="utf-8"?>
-<w:document xmlns:wpc="http://schemas.microsoft.com/office/word/2010/wordprocessingCanvas" xmlns:mc="http://schemas.openxmlformats.org/markup-compatibility/2006" xmlns:o="urn:schemas-microsoft-com:office:office" xmlns:r="http://schemas.openxmlformats.org/officeDocument/2006/relationships" xmlns:m="http://schemas.openxmlformats.org/officeDocument/2006/math" xmlns:v="urn:schemas-microsoft-com:vml" xmlns:wp14="http://schemas.microsoft.com/office/word/2010/wordprocessingDrawing" xmlns:wp="http://schemas.openxmlformats.org/drawingml/2006/wordprocessingDrawing" xmlns:w10="urn:schemas-microsoft-com:office:word" xmlns:w="http://schemas.openxmlformats.org/wordprocessingml/2006/main" xmlns:w14="http://schemas.microsoft.com/office/word/2010/wordml" xmlns:wpg="http://schemas.microsoft.com/office/word/2010/wordprocessingGroup" xmlns:wpi="http://schemas.microsoft.com/office/word/2010/wordprocessingInk" xmlns:wne="http://schemas.microsoft.com/office/word/2006/wordml" xmlns:wps="http://schemas.microsoft.com/office/word/2010/wordprocessingShape" mc:Ignorable="w14 wp14">
+<w:document xmlns:wpc="http://schemas.microsoft.com/office/word/2010/wordprocessingCanvas" xmlns:cx="http://schemas.microsoft.com/office/drawing/2014/chartex" xmlns:cx1="http://schemas.microsoft.com/office/drawing/2015/9/8/chartex" xmlns:cx2="http://schemas.microsoft.com/office/drawing/2015/10/21/chartex" xmlns:cx3="http://schemas.microsoft.com/office/drawing/2016/5/9/chartex" xmlns:cx4="http://schemas.microsoft.com/office/drawing/2016/5/10/chartex" xmlns:cx5="http://schemas.microsoft.com/office/drawing/2016/5/11/chartex" xmlns:cx6="http://schemas.microsoft.com/office/drawing/2016/5/12/chartex" xmlns:cx7="http://schemas.microsoft.com/office/drawing/2016/5/13/chartex" xmlns:cx8="http://schemas.microsoft.com/office/drawing/2016/5/14/chartex" xmlns:mc="http://schemas.openxmlformats.org/markup-compatibility/2006" xmlns:aink="http://schemas.microsoft.com/office/drawing/2016/ink" xmlns:am3d="http://schemas.microsoft.com/office/drawing/2017/model3d" xmlns:o="urn:schemas-microsoft-com:office:office" xmlns:r="http://schemas.openxmlformats.org/officeDocument/2006/relationships" xmlns:m="http://schemas.openxmlformats.org/officeDocument/2006/math" xmlns:v="urn:schemas-microsoft-com:vml" xmlns:wp14="http://schemas.microsoft.com/office/word/2010/wordprocessingDrawing" xmlns:wp="http://schemas.openxmlformats.org/drawingml/2006/wordprocessingDrawing" xmlns:w10="urn:schemas-microsoft-com:office:word" xmlns:w="http://schemas.openxmlformats.org/wordprocessingml/2006/main" xmlns:w14="http://schemas.microsoft.com/office/word/2010/wordml" xmlns:w15="http://schemas.microsoft.com/office/word/2012/wordml" xmlns:w16cex="http://schemas.microsoft.com/office/word/2018/wordml/cex" xmlns:w16cid="http://schemas.microsoft.com/office/word/2016/wordml/cid" xmlns:w16="http://schemas.microsoft.com/office/word/2018/wordml" xmlns:w16sdtdh="http://schemas.microsoft.com/office/word/2020/wordml/sdtdatahash" xmlns:w16se="http://schemas.microsoft.com/office/word/2015/wordml/symex" xmlns:wpg="http://schemas.microsoft.com/office/word/2010/wordprocessingGroup" xmlns:wpi="http://schemas.microsoft.com/office/word/2010/wordprocessingInk" xmlns:wne="http://schemas.microsoft.com/office/word/2006/wordml" xmlns:wps="http://schemas.microsoft.com/office/word/2010/wordprocessingShape" mc:Ignorable="w14 w15 w16se w16cid w16 w16cex w16sdtdh wp14">
   <w:body>
     <w:p>
       <w:pPr>
@@ -20,26 +20,44 @@
         <w:t>Приложение</w:t>
       </w:r>
       <w:r>
-        <w:t xml:space="preserve"> «</w:t>
-      </w:r>
-      <w:proofErr w:type="spellStart"/>
-      <w:proofErr w:type="gramStart"/>
-      <w:r>
-        <w:t>Балда</w:t>
-      </w:r>
-      <w:proofErr w:type="spellEnd"/>
-      <w:proofErr w:type="gramEnd"/>
-      <w:r>
-        <w:t xml:space="preserve">», подразумевающая собой </w:t>
+        <w:t xml:space="preserve"> «Балда», подразумевающ</w:t>
       </w:r>
       <w:r>
-        <w:t>лингвистическую игру,  в которой необходимо составлять слова с помощью букв на квадратном поле. Слова должны быть реальными, не используя аббревиатур</w:t>
+        <w:t>ее</w:t>
+      </w:r>
+      <w:r>
+        <w:t xml:space="preserve"> собой </w:t>
+      </w:r>
+      <w:r>
+        <w:t xml:space="preserve">лингвистическую </w:t>
+      </w:r>
+      <w:r>
+        <w:t>игру, в</w:t>
+      </w:r>
+      <w:r>
+        <w:t xml:space="preserve"> которой необходимо составлять слова с помощью букв на квадратном поле. Слова должны быть реальными, не используя аббревиатур</w:t>
       </w:r>
       <w:r>
         <w:t xml:space="preserve"> и </w:t>
       </w:r>
       <w:r>
-        <w:t xml:space="preserve">сокращений. </w:t>
+        <w:t>сокращений.</w:t>
+      </w:r>
+    </w:p>
+    <w:p>
+      <w:r>
+        <w:t xml:space="preserve">Целевой аудиторией </w:t>
+      </w:r>
+      <w:r>
+        <w:t xml:space="preserve">являются семейные пары, компании друзей, знакомых, </w:t>
+      </w:r>
+      <w:r>
+        <w:t>желающие провести время с пользой. Пользователи используют один общий компьютер, с помощью которого происходит весь процесс игры.</w:t>
+      </w:r>
+    </w:p>
+    <w:p>
+      <w:r>
+        <w:t>«Балда» состоит из игрового поля 5 на 5, в центре поля записывается исходно слово из пяти букв, далее игроки (от двух до пяти) добавляют на поле по одной букве, чтобы получилось слово. Игра заканчивается, когда на поле или не остаётся свободного места, или нельзя сформировать слово.</w:t>
       </w:r>
     </w:p>
     <w:p>
@@ -49,53 +67,9 @@
       <w:r>
         <w:t>В процессе игры пользователи развивают креативное мышление, логику, улучшают знания языка, путём развития словарного запаса.</w:t>
       </w:r>
-      <w:r>
-        <w:t xml:space="preserve"> Основной аудиторией являются семейные пары, компании друзей, знакомых, желающие интересно провести время и получить удовольствие.</w:t>
-      </w:r>
-    </w:p>
-    <w:p>
-      <w:r>
-        <w:t>«</w:t>
-      </w:r>
-      <w:proofErr w:type="spellStart"/>
-      <w:proofErr w:type="gramStart"/>
-      <w:r>
-        <w:t>Балда</w:t>
-      </w:r>
-      <w:proofErr w:type="spellEnd"/>
-      <w:proofErr w:type="gramEnd"/>
-      <w:r>
-        <w:t xml:space="preserve">» </w:t>
-      </w:r>
-      <w:r>
-        <w:t>состоит из игрового</w:t>
-      </w:r>
-      <w:r>
-        <w:t xml:space="preserve"> </w:t>
-      </w:r>
-      <w:r>
-        <w:t>поля</w:t>
-      </w:r>
-      <w:r>
-        <w:t xml:space="preserve"> 5 на 5</w:t>
-      </w:r>
-      <w:r>
-        <w:t xml:space="preserve"> (может изменяться)</w:t>
-      </w:r>
-      <w:r>
-        <w:t>, в центре поля записывается исходно слово из пяти букв, далее игроки</w:t>
-      </w:r>
-      <w:r>
-        <w:t xml:space="preserve"> (от двух до пяти)</w:t>
-      </w:r>
-      <w:r>
-        <w:t xml:space="preserve"> добавляют на поле по одной букве, чтобы получилось слово. Игра заканчивается, когда на поле или не остаётся свободного места, или нельзя сформировать слово.</w:t>
-      </w:r>
-      <w:bookmarkStart w:id="0" w:name="_GoBack"/>
-      <w:bookmarkEnd w:id="0"/>
     </w:p>
     <w:sectPr>
-      <w:footerReference w:type="default" r:id="rId9"/>
+      <w:footerReference w:type="default" r:id="rId8"/>
       <w:pgSz w:w="11906" w:h="16838"/>
       <w:pgMar w:top="1134" w:right="850" w:bottom="1134" w:left="1701" w:header="708" w:footer="708" w:gutter="0"/>
       <w:cols w:space="708"/>
@@ -106,7 +80,7 @@
 </file>
 
 <file path=word/endnotes.xml><?xml version="1.0" encoding="utf-8"?>
-<w:endnotes xmlns:wpc="http://schemas.microsoft.com/office/word/2010/wordprocessingCanvas" xmlns:mc="http://schemas.openxmlformats.org/markup-compatibility/2006" xmlns:o="urn:schemas-microsoft-com:office:office" xmlns:r="http://schemas.openxmlformats.org/officeDocument/2006/relationships" xmlns:m="http://schemas.openxmlformats.org/officeDocument/2006/math" xmlns:v="urn:schemas-microsoft-com:vml" xmlns:wp14="http://schemas.microsoft.com/office/word/2010/wordprocessingDrawing" xmlns:wp="http://schemas.openxmlformats.org/drawingml/2006/wordprocessingDrawing" xmlns:w10="urn:schemas-microsoft-com:office:word" xmlns:w="http://schemas.openxmlformats.org/wordprocessingml/2006/main" xmlns:w14="http://schemas.microsoft.com/office/word/2010/wordml" xmlns:wpg="http://schemas.microsoft.com/office/word/2010/wordprocessingGroup" xmlns:wpi="http://schemas.microsoft.com/office/word/2010/wordprocessingInk" xmlns:wne="http://schemas.microsoft.com/office/word/2006/wordml" xmlns:wps="http://schemas.microsoft.com/office/word/2010/wordprocessingShape" mc:Ignorable="w14 wp14">
+<w:endnotes xmlns:wpc="http://schemas.microsoft.com/office/word/2010/wordprocessingCanvas" xmlns:cx="http://schemas.microsoft.com/office/drawing/2014/chartex" xmlns:cx1="http://schemas.microsoft.com/office/drawing/2015/9/8/chartex" xmlns:cx2="http://schemas.microsoft.com/office/drawing/2015/10/21/chartex" xmlns:cx3="http://schemas.microsoft.com/office/drawing/2016/5/9/chartex" xmlns:cx4="http://schemas.microsoft.com/office/drawing/2016/5/10/chartex" xmlns:cx5="http://schemas.microsoft.com/office/drawing/2016/5/11/chartex" xmlns:cx6="http://schemas.microsoft.com/office/drawing/2016/5/12/chartex" xmlns:cx7="http://schemas.microsoft.com/office/drawing/2016/5/13/chartex" xmlns:cx8="http://schemas.microsoft.com/office/drawing/2016/5/14/chartex" xmlns:mc="http://schemas.openxmlformats.org/markup-compatibility/2006" xmlns:aink="http://schemas.microsoft.com/office/drawing/2016/ink" xmlns:am3d="http://schemas.microsoft.com/office/drawing/2017/model3d" xmlns:o="urn:schemas-microsoft-com:office:office" xmlns:r="http://schemas.openxmlformats.org/officeDocument/2006/relationships" xmlns:m="http://schemas.openxmlformats.org/officeDocument/2006/math" xmlns:v="urn:schemas-microsoft-com:vml" xmlns:wp14="http://schemas.microsoft.com/office/word/2010/wordprocessingDrawing" xmlns:wp="http://schemas.openxmlformats.org/drawingml/2006/wordprocessingDrawing" xmlns:w10="urn:schemas-microsoft-com:office:word" xmlns:w="http://schemas.openxmlformats.org/wordprocessingml/2006/main" xmlns:w14="http://schemas.microsoft.com/office/word/2010/wordml" xmlns:w15="http://schemas.microsoft.com/office/word/2012/wordml" xmlns:w16cex="http://schemas.microsoft.com/office/word/2018/wordml/cex" xmlns:w16cid="http://schemas.microsoft.com/office/word/2016/wordml/cid" xmlns:w16="http://schemas.microsoft.com/office/word/2018/wordml" xmlns:w16sdtdh="http://schemas.microsoft.com/office/word/2020/wordml/sdtdatahash" xmlns:w16se="http://schemas.microsoft.com/office/word/2015/wordml/symex" xmlns:wpg="http://schemas.microsoft.com/office/word/2010/wordprocessingGroup" xmlns:wpi="http://schemas.microsoft.com/office/word/2010/wordprocessingInk" xmlns:wne="http://schemas.microsoft.com/office/word/2006/wordml" xmlns:wps="http://schemas.microsoft.com/office/word/2010/wordprocessingShape" mc:Ignorable="w14 w15 w16se w16cid w16 w16cex w16sdtdh wp14">
   <w:endnote w:type="separator" w:id="-1">
     <w:p>
       <w:pPr>
@@ -131,7 +105,7 @@
 </file>
 
 <file path=word/footer1.xml><?xml version="1.0" encoding="utf-8"?>
-<w:ftr xmlns:wpc="http://schemas.microsoft.com/office/word/2010/wordprocessingCanvas" xmlns:mc="http://schemas.openxmlformats.org/markup-compatibility/2006" xmlns:o="urn:schemas-microsoft-com:office:office" xmlns:r="http://schemas.openxmlformats.org/officeDocument/2006/relationships" xmlns:m="http://schemas.openxmlformats.org/officeDocument/2006/math" xmlns:v="urn:schemas-microsoft-com:vml" xmlns:wp14="http://schemas.microsoft.com/office/word/2010/wordprocessingDrawing" xmlns:wp="http://schemas.openxmlformats.org/drawingml/2006/wordprocessingDrawing" xmlns:w10="urn:schemas-microsoft-com:office:word" xmlns:w="http://schemas.openxmlformats.org/wordprocessingml/2006/main" xmlns:w14="http://schemas.microsoft.com/office/word/2010/wordml" xmlns:wpg="http://schemas.microsoft.com/office/word/2010/wordprocessingGroup" xmlns:wpi="http://schemas.microsoft.com/office/word/2010/wordprocessingInk" xmlns:wne="http://schemas.microsoft.com/office/word/2006/wordml" xmlns:wps="http://schemas.microsoft.com/office/word/2010/wordprocessingShape" mc:Ignorable="w14 wp14">
+<w:ftr xmlns:wpc="http://schemas.microsoft.com/office/word/2010/wordprocessingCanvas" xmlns:cx="http://schemas.microsoft.com/office/drawing/2014/chartex" xmlns:cx1="http://schemas.microsoft.com/office/drawing/2015/9/8/chartex" xmlns:cx2="http://schemas.microsoft.com/office/drawing/2015/10/21/chartex" xmlns:cx3="http://schemas.microsoft.com/office/drawing/2016/5/9/chartex" xmlns:cx4="http://schemas.microsoft.com/office/drawing/2016/5/10/chartex" xmlns:cx5="http://schemas.microsoft.com/office/drawing/2016/5/11/chartex" xmlns:cx6="http://schemas.microsoft.com/office/drawing/2016/5/12/chartex" xmlns:cx7="http://schemas.microsoft.com/office/drawing/2016/5/13/chartex" xmlns:cx8="http://schemas.microsoft.com/office/drawing/2016/5/14/chartex" xmlns:mc="http://schemas.openxmlformats.org/markup-compatibility/2006" xmlns:aink="http://schemas.microsoft.com/office/drawing/2016/ink" xmlns:am3d="http://schemas.microsoft.com/office/drawing/2017/model3d" xmlns:o="urn:schemas-microsoft-com:office:office" xmlns:r="http://schemas.openxmlformats.org/officeDocument/2006/relationships" xmlns:m="http://schemas.openxmlformats.org/officeDocument/2006/math" xmlns:v="urn:schemas-microsoft-com:vml" xmlns:wp14="http://schemas.microsoft.com/office/word/2010/wordprocessingDrawing" xmlns:wp="http://schemas.openxmlformats.org/drawingml/2006/wordprocessingDrawing" xmlns:w10="urn:schemas-microsoft-com:office:word" xmlns:w="http://schemas.openxmlformats.org/wordprocessingml/2006/main" xmlns:w14="http://schemas.microsoft.com/office/word/2010/wordml" xmlns:w15="http://schemas.microsoft.com/office/word/2012/wordml" xmlns:w16cex="http://schemas.microsoft.com/office/word/2018/wordml/cex" xmlns:w16cid="http://schemas.microsoft.com/office/word/2016/wordml/cid" xmlns:w16="http://schemas.microsoft.com/office/word/2018/wordml" xmlns:w16sdtdh="http://schemas.microsoft.com/office/word/2020/wordml/sdtdatahash" xmlns:w16se="http://schemas.microsoft.com/office/word/2015/wordml/symex" xmlns:wpg="http://schemas.microsoft.com/office/word/2010/wordprocessingGroup" xmlns:wpi="http://schemas.microsoft.com/office/word/2010/wordprocessingInk" xmlns:wne="http://schemas.microsoft.com/office/word/2006/wordml" xmlns:wps="http://schemas.microsoft.com/office/word/2010/wordprocessingShape" mc:Ignorable="w14 w15 w16se w16cid w16 w16cex w16sdtdh wp14">
   <w:p>
     <w:pPr>
       <w:pStyle w:val="af2"/>
@@ -161,7 +135,7 @@
 </file>
 
 <file path=word/footnotes.xml><?xml version="1.0" encoding="utf-8"?>
-<w:footnotes xmlns:wpc="http://schemas.microsoft.com/office/word/2010/wordprocessingCanvas" xmlns:mc="http://schemas.openxmlformats.org/markup-compatibility/2006" xmlns:o="urn:schemas-microsoft-com:office:office" xmlns:r="http://schemas.openxmlformats.org/officeDocument/2006/relationships" xmlns:m="http://schemas.openxmlformats.org/officeDocument/2006/math" xmlns:v="urn:schemas-microsoft-com:vml" xmlns:wp14="http://schemas.microsoft.com/office/word/2010/wordprocessingDrawing" xmlns:wp="http://schemas.openxmlformats.org/drawingml/2006/wordprocessingDrawing" xmlns:w10="urn:schemas-microsoft-com:office:word" xmlns:w="http://schemas.openxmlformats.org/wordprocessingml/2006/main" xmlns:w14="http://schemas.microsoft.com/office/word/2010/wordml" xmlns:wpg="http://schemas.microsoft.com/office/word/2010/wordprocessingGroup" xmlns:wpi="http://schemas.microsoft.com/office/word/2010/wordprocessingInk" xmlns:wne="http://schemas.microsoft.com/office/word/2006/wordml" xmlns:wps="http://schemas.microsoft.com/office/word/2010/wordprocessingShape" mc:Ignorable="w14 wp14">
+<w:footnotes xmlns:wpc="http://schemas.microsoft.com/office/word/2010/wordprocessingCanvas" xmlns:cx="http://schemas.microsoft.com/office/drawing/2014/chartex" xmlns:cx1="http://schemas.microsoft.com/office/drawing/2015/9/8/chartex" xmlns:cx2="http://schemas.microsoft.com/office/drawing/2015/10/21/chartex" xmlns:cx3="http://schemas.microsoft.com/office/drawing/2016/5/9/chartex" xmlns:cx4="http://schemas.microsoft.com/office/drawing/2016/5/10/chartex" xmlns:cx5="http://schemas.microsoft.com/office/drawing/2016/5/11/chartex" xmlns:cx6="http://schemas.microsoft.com/office/drawing/2016/5/12/chartex" xmlns:cx7="http://schemas.microsoft.com/office/drawing/2016/5/13/chartex" xmlns:cx8="http://schemas.microsoft.com/office/drawing/2016/5/14/chartex" xmlns:mc="http://schemas.openxmlformats.org/markup-compatibility/2006" xmlns:aink="http://schemas.microsoft.com/office/drawing/2016/ink" xmlns:am3d="http://schemas.microsoft.com/office/drawing/2017/model3d" xmlns:o="urn:schemas-microsoft-com:office:office" xmlns:r="http://schemas.openxmlformats.org/officeDocument/2006/relationships" xmlns:m="http://schemas.openxmlformats.org/officeDocument/2006/math" xmlns:v="urn:schemas-microsoft-com:vml" xmlns:wp14="http://schemas.microsoft.com/office/word/2010/wordprocessingDrawing" xmlns:wp="http://schemas.openxmlformats.org/drawingml/2006/wordprocessingDrawing" xmlns:w10="urn:schemas-microsoft-com:office:word" xmlns:w="http://schemas.openxmlformats.org/wordprocessingml/2006/main" xmlns:w14="http://schemas.microsoft.com/office/word/2010/wordml" xmlns:w15="http://schemas.microsoft.com/office/word/2012/wordml" xmlns:w16cex="http://schemas.microsoft.com/office/word/2018/wordml/cex" xmlns:w16cid="http://schemas.microsoft.com/office/word/2016/wordml/cid" xmlns:w16="http://schemas.microsoft.com/office/word/2018/wordml" xmlns:w16sdtdh="http://schemas.microsoft.com/office/word/2020/wordml/sdtdatahash" xmlns:w16se="http://schemas.microsoft.com/office/word/2015/wordml/symex" xmlns:wpg="http://schemas.microsoft.com/office/word/2010/wordprocessingGroup" xmlns:wpi="http://schemas.microsoft.com/office/word/2010/wordprocessingInk" xmlns:wne="http://schemas.microsoft.com/office/word/2006/wordml" xmlns:wps="http://schemas.microsoft.com/office/word/2010/wordprocessingShape" mc:Ignorable="w14 w15 w16se w16cid w16 w16cex w16sdtdh wp14">
   <w:footnote w:type="separator" w:id="-1">
     <w:p>
       <w:pPr>
@@ -186,8 +160,8 @@
 </file>
 
 <file path=word/numbering.xml><?xml version="1.0" encoding="utf-8"?>
-<w:numbering xmlns:wpc="http://schemas.microsoft.com/office/word/2010/wordprocessingCanvas" xmlns:mc="http://schemas.openxmlformats.org/markup-compatibility/2006" xmlns:o="urn:schemas-microsoft-com:office:office" xmlns:r="http://schemas.openxmlformats.org/officeDocument/2006/relationships" xmlns:m="http://schemas.openxmlformats.org/officeDocument/2006/math" xmlns:v="urn:schemas-microsoft-com:vml" xmlns:wp14="http://schemas.microsoft.com/office/word/2010/wordprocessingDrawing" xmlns:wp="http://schemas.openxmlformats.org/drawingml/2006/wordprocessingDrawing" xmlns:w10="urn:schemas-microsoft-com:office:word" xmlns:w="http://schemas.openxmlformats.org/wordprocessingml/2006/main" xmlns:w14="http://schemas.microsoft.com/office/word/2010/wordml" xmlns:wpg="http://schemas.microsoft.com/office/word/2010/wordprocessingGroup" xmlns:wpi="http://schemas.microsoft.com/office/word/2010/wordprocessingInk" xmlns:wne="http://schemas.microsoft.com/office/word/2006/wordml" xmlns:wps="http://schemas.microsoft.com/office/word/2010/wordprocessingShape" mc:Ignorable="w14 wp14">
-  <w:abstractNum w:abstractNumId="0">
+<w:numbering xmlns:wpc="http://schemas.microsoft.com/office/word/2010/wordprocessingCanvas" xmlns:cx="http://schemas.microsoft.com/office/drawing/2014/chartex" xmlns:cx1="http://schemas.microsoft.com/office/drawing/2015/9/8/chartex" xmlns:cx2="http://schemas.microsoft.com/office/drawing/2015/10/21/chartex" xmlns:cx3="http://schemas.microsoft.com/office/drawing/2016/5/9/chartex" xmlns:cx4="http://schemas.microsoft.com/office/drawing/2016/5/10/chartex" xmlns:cx5="http://schemas.microsoft.com/office/drawing/2016/5/11/chartex" xmlns:cx6="http://schemas.microsoft.com/office/drawing/2016/5/12/chartex" xmlns:cx7="http://schemas.microsoft.com/office/drawing/2016/5/13/chartex" xmlns:cx8="http://schemas.microsoft.com/office/drawing/2016/5/14/chartex" xmlns:mc="http://schemas.openxmlformats.org/markup-compatibility/2006" xmlns:aink="http://schemas.microsoft.com/office/drawing/2016/ink" xmlns:am3d="http://schemas.microsoft.com/office/drawing/2017/model3d" xmlns:o="urn:schemas-microsoft-com:office:office" xmlns:r="http://schemas.openxmlformats.org/officeDocument/2006/relationships" xmlns:m="http://schemas.openxmlformats.org/officeDocument/2006/math" xmlns:v="urn:schemas-microsoft-com:vml" xmlns:wp14="http://schemas.microsoft.com/office/word/2010/wordprocessingDrawing" xmlns:wp="http://schemas.openxmlformats.org/drawingml/2006/wordprocessingDrawing" xmlns:w10="urn:schemas-microsoft-com:office:word" xmlns:w="http://schemas.openxmlformats.org/wordprocessingml/2006/main" xmlns:w14="http://schemas.microsoft.com/office/word/2010/wordml" xmlns:w15="http://schemas.microsoft.com/office/word/2012/wordml" xmlns:w16cex="http://schemas.microsoft.com/office/word/2018/wordml/cex" xmlns:w16cid="http://schemas.microsoft.com/office/word/2016/wordml/cid" xmlns:w16="http://schemas.microsoft.com/office/word/2018/wordml" xmlns:w16sdtdh="http://schemas.microsoft.com/office/word/2020/wordml/sdtdatahash" xmlns:w16se="http://schemas.microsoft.com/office/word/2015/wordml/symex" xmlns:wpg="http://schemas.microsoft.com/office/word/2010/wordprocessingGroup" xmlns:wpi="http://schemas.microsoft.com/office/word/2010/wordprocessingInk" xmlns:wne="http://schemas.microsoft.com/office/word/2006/wordml" xmlns:wps="http://schemas.microsoft.com/office/word/2010/wordprocessingShape" mc:Ignorable="w14 w15 w16se w16cid w16 w16cex w16sdtdh wp14">
+  <w:abstractNum w:abstractNumId="0" w15:restartNumberingAfterBreak="0">
     <w:nsid w:val="1A3A658A"/>
     <w:multiLevelType w:val="hybridMultilevel"/>
     <w:tmpl w:val="F606D020"/>
@@ -276,7 +250,7 @@
       </w:pPr>
     </w:lvl>
   </w:abstractNum>
-  <w:abstractNum w:abstractNumId="1">
+  <w:abstractNum w:abstractNumId="1" w15:restartNumberingAfterBreak="0">
     <w:nsid w:val="1AAA1ED4"/>
     <w:multiLevelType w:val="hybridMultilevel"/>
     <w:tmpl w:val="464C5FE2"/>
@@ -366,7 +340,7 @@
       </w:pPr>
     </w:lvl>
   </w:abstractNum>
-  <w:abstractNum w:abstractNumId="2">
+  <w:abstractNum w:abstractNumId="2" w15:restartNumberingAfterBreak="0">
     <w:nsid w:val="2C4458D8"/>
     <w:multiLevelType w:val="hybridMultilevel"/>
     <w:tmpl w:val="B8E4A68C"/>
@@ -453,7 +427,7 @@
       </w:pPr>
     </w:lvl>
   </w:abstractNum>
-  <w:abstractNum w:abstractNumId="3">
+  <w:abstractNum w:abstractNumId="3" w15:restartNumberingAfterBreak="0">
     <w:nsid w:val="376A29B9"/>
     <w:multiLevelType w:val="hybridMultilevel"/>
     <w:tmpl w:val="20384FFA"/>
@@ -542,7 +516,7 @@
       </w:pPr>
     </w:lvl>
   </w:abstractNum>
-  <w:abstractNum w:abstractNumId="4">
+  <w:abstractNum w:abstractNumId="4" w15:restartNumberingAfterBreak="0">
     <w:nsid w:val="3A30129C"/>
     <w:multiLevelType w:val="hybridMultilevel"/>
     <w:tmpl w:val="2676E6B6"/>
@@ -655,7 +629,7 @@
       </w:rPr>
     </w:lvl>
   </w:abstractNum>
-  <w:abstractNum w:abstractNumId="5">
+  <w:abstractNum w:abstractNumId="5" w15:restartNumberingAfterBreak="0">
     <w:nsid w:val="3C676D85"/>
     <w:multiLevelType w:val="hybridMultilevel"/>
     <w:tmpl w:val="E4AA005A"/>
@@ -768,7 +742,7 @@
       </w:rPr>
     </w:lvl>
   </w:abstractNum>
-  <w:abstractNum w:abstractNumId="6">
+  <w:abstractNum w:abstractNumId="6" w15:restartNumberingAfterBreak="0">
     <w:nsid w:val="416D2486"/>
     <w:multiLevelType w:val="hybridMultilevel"/>
     <w:tmpl w:val="D6086D56"/>
@@ -881,7 +855,7 @@
       </w:rPr>
     </w:lvl>
   </w:abstractNum>
-  <w:abstractNum w:abstractNumId="7">
+  <w:abstractNum w:abstractNumId="7" w15:restartNumberingAfterBreak="0">
     <w:nsid w:val="68A97717"/>
     <w:multiLevelType w:val="multilevel"/>
     <w:tmpl w:val="AD2C26CA"/>
@@ -1005,7 +979,7 @@
       </w:rPr>
     </w:lvl>
   </w:abstractNum>
-  <w:abstractNum w:abstractNumId="8">
+  <w:abstractNum w:abstractNumId="8" w15:restartNumberingAfterBreak="0">
     <w:nsid w:val="69400935"/>
     <w:multiLevelType w:val="multilevel"/>
     <w:tmpl w:val="258A7D1E"/>
@@ -1153,7 +1127,7 @@
       </w:rPr>
     </w:lvl>
   </w:abstractNum>
-  <w:abstractNum w:abstractNumId="9">
+  <w:abstractNum w:abstractNumId="9" w15:restartNumberingAfterBreak="0">
     <w:nsid w:val="7C786116"/>
     <w:multiLevelType w:val="multilevel"/>
     <w:tmpl w:val="17C0655A"/>
@@ -1319,7 +1293,7 @@
 </file>
 
 <file path=word/styles.xml><?xml version="1.0" encoding="utf-8"?>
-<w:styles xmlns:mc="http://schemas.openxmlformats.org/markup-compatibility/2006" xmlns:r="http://schemas.openxmlformats.org/officeDocument/2006/relationships" xmlns:w="http://schemas.openxmlformats.org/wordprocessingml/2006/main" xmlns:w14="http://schemas.microsoft.com/office/word/2010/wordml" mc:Ignorable="w14">
+<w:styles xmlns:mc="http://schemas.openxmlformats.org/markup-compatibility/2006" xmlns:r="http://schemas.openxmlformats.org/officeDocument/2006/relationships" xmlns:w="http://schemas.openxmlformats.org/wordprocessingml/2006/main" xmlns:w14="http://schemas.microsoft.com/office/word/2010/wordml" xmlns:w15="http://schemas.microsoft.com/office/word/2012/wordml" xmlns:w16cex="http://schemas.microsoft.com/office/word/2018/wordml/cex" xmlns:w16cid="http://schemas.microsoft.com/office/word/2016/wordml/cid" xmlns:w16="http://schemas.microsoft.com/office/word/2018/wordml" xmlns:w16sdtdh="http://schemas.microsoft.com/office/word/2020/wordml/sdtdatahash" xmlns:w16se="http://schemas.microsoft.com/office/word/2015/wordml/symex" mc:Ignorable="w14 w15 w16se w16cid w16 w16cex w16sdtdh">
   <w:docDefaults>
     <w:rPrDefault>
       <w:rPr>
@@ -1329,27 +1303,111 @@
     </w:rPrDefault>
     <w:pPrDefault/>
   </w:docDefaults>
-  <w:latentStyles w:defLockedState="0" w:defUIPriority="0" w:defSemiHidden="0" w:defUnhideWhenUsed="0" w:defQFormat="0" w:count="267">
+  <w:latentStyles w:defLockedState="0" w:defUIPriority="0" w:defSemiHidden="0" w:defUnhideWhenUsed="0" w:defQFormat="0" w:count="376">
     <w:lsdException w:name="Normal" w:qFormat="1"/>
     <w:lsdException w:name="heading 1" w:qFormat="1"/>
     <w:lsdException w:name="heading 2" w:semiHidden="1" w:unhideWhenUsed="1" w:qFormat="1"/>
-    <w:lsdException w:name="heading 3" w:qFormat="1"/>
-    <w:lsdException w:name="heading 4" w:qFormat="1"/>
+    <w:lsdException w:name="heading 3" w:semiHidden="1" w:unhideWhenUsed="1" w:qFormat="1"/>
+    <w:lsdException w:name="heading 4" w:semiHidden="1" w:unhideWhenUsed="1" w:qFormat="1"/>
     <w:lsdException w:name="heading 5" w:semiHidden="1" w:unhideWhenUsed="1" w:qFormat="1"/>
     <w:lsdException w:name="heading 6" w:semiHidden="1" w:unhideWhenUsed="1" w:qFormat="1"/>
     <w:lsdException w:name="heading 7" w:semiHidden="1" w:unhideWhenUsed="1" w:qFormat="1"/>
     <w:lsdException w:name="heading 8" w:semiHidden="1" w:unhideWhenUsed="1" w:qFormat="1"/>
     <w:lsdException w:name="heading 9" w:semiHidden="1" w:unhideWhenUsed="1" w:qFormat="1"/>
-    <w:lsdException w:name="toc 1" w:uiPriority="39"/>
-    <w:lsdException w:name="toc 2" w:uiPriority="39"/>
-    <w:lsdException w:name="footer" w:uiPriority="99"/>
+    <w:lsdException w:name="index 1" w:semiHidden="1" w:unhideWhenUsed="1"/>
+    <w:lsdException w:name="index 2" w:semiHidden="1" w:unhideWhenUsed="1"/>
+    <w:lsdException w:name="index 3" w:semiHidden="1" w:unhideWhenUsed="1"/>
+    <w:lsdException w:name="index 4" w:semiHidden="1" w:unhideWhenUsed="1"/>
+    <w:lsdException w:name="index 5" w:semiHidden="1" w:unhideWhenUsed="1"/>
+    <w:lsdException w:name="index 6" w:semiHidden="1" w:unhideWhenUsed="1"/>
+    <w:lsdException w:name="index 7" w:semiHidden="1" w:unhideWhenUsed="1"/>
+    <w:lsdException w:name="index 8" w:semiHidden="1" w:unhideWhenUsed="1"/>
+    <w:lsdException w:name="index 9" w:semiHidden="1" w:unhideWhenUsed="1"/>
+    <w:lsdException w:name="toc 1" w:semiHidden="1" w:uiPriority="39" w:unhideWhenUsed="1"/>
+    <w:lsdException w:name="toc 2" w:semiHidden="1" w:uiPriority="39" w:unhideWhenUsed="1"/>
+    <w:lsdException w:name="toc 3" w:semiHidden="1" w:unhideWhenUsed="1"/>
+    <w:lsdException w:name="toc 4" w:semiHidden="1" w:unhideWhenUsed="1"/>
+    <w:lsdException w:name="toc 5" w:semiHidden="1" w:unhideWhenUsed="1"/>
+    <w:lsdException w:name="toc 6" w:semiHidden="1" w:unhideWhenUsed="1"/>
+    <w:lsdException w:name="toc 7" w:semiHidden="1" w:unhideWhenUsed="1"/>
+    <w:lsdException w:name="toc 8" w:semiHidden="1" w:unhideWhenUsed="1"/>
+    <w:lsdException w:name="toc 9" w:semiHidden="1" w:unhideWhenUsed="1"/>
+    <w:lsdException w:name="Normal Indent" w:semiHidden="1" w:unhideWhenUsed="1"/>
+    <w:lsdException w:name="footnote text" w:semiHidden="1" w:unhideWhenUsed="1"/>
+    <w:lsdException w:name="annotation text" w:semiHidden="1" w:unhideWhenUsed="1"/>
+    <w:lsdException w:name="header" w:semiHidden="1" w:unhideWhenUsed="1"/>
+    <w:lsdException w:name="footer" w:semiHidden="1" w:uiPriority="99" w:unhideWhenUsed="1"/>
+    <w:lsdException w:name="index heading" w:semiHidden="1" w:unhideWhenUsed="1"/>
     <w:lsdException w:name="caption" w:semiHidden="1" w:unhideWhenUsed="1" w:qFormat="1"/>
+    <w:lsdException w:name="table of figures" w:semiHidden="1" w:unhideWhenUsed="1"/>
+    <w:lsdException w:name="envelope address" w:semiHidden="1" w:unhideWhenUsed="1"/>
+    <w:lsdException w:name="envelope return" w:semiHidden="1" w:unhideWhenUsed="1"/>
+    <w:lsdException w:name="footnote reference" w:semiHidden="1" w:unhideWhenUsed="1"/>
+    <w:lsdException w:name="annotation reference" w:semiHidden="1" w:unhideWhenUsed="1"/>
+    <w:lsdException w:name="line number" w:semiHidden="1" w:unhideWhenUsed="1"/>
+    <w:lsdException w:name="page number" w:semiHidden="1" w:unhideWhenUsed="1"/>
+    <w:lsdException w:name="endnote reference" w:semiHidden="1" w:unhideWhenUsed="1"/>
+    <w:lsdException w:name="endnote text" w:semiHidden="1" w:unhideWhenUsed="1"/>
+    <w:lsdException w:name="macro" w:semiHidden="1" w:unhideWhenUsed="1"/>
+    <w:lsdException w:name="toa heading" w:semiHidden="1" w:unhideWhenUsed="1"/>
+    <w:lsdException w:name="List Number" w:semiHidden="1" w:unhideWhenUsed="1"/>
+    <w:lsdException w:name="List 2" w:semiHidden="1" w:unhideWhenUsed="1"/>
+    <w:lsdException w:name="List 3" w:semiHidden="1" w:unhideWhenUsed="1"/>
+    <w:lsdException w:name="List 4" w:semiHidden="1" w:unhideWhenUsed="1"/>
+    <w:lsdException w:name="List 5" w:semiHidden="1" w:unhideWhenUsed="1"/>
+    <w:lsdException w:name="List Bullet 2" w:semiHidden="1" w:unhideWhenUsed="1"/>
+    <w:lsdException w:name="List Bullet 3" w:semiHidden="1" w:unhideWhenUsed="1"/>
+    <w:lsdException w:name="List Bullet 4" w:semiHidden="1" w:unhideWhenUsed="1"/>
+    <w:lsdException w:name="List Bullet 5" w:semiHidden="1" w:unhideWhenUsed="1"/>
+    <w:lsdException w:name="List Number 2" w:semiHidden="1" w:unhideWhenUsed="1"/>
+    <w:lsdException w:name="List Number 3" w:semiHidden="1" w:unhideWhenUsed="1"/>
+    <w:lsdException w:name="List Number 4" w:semiHidden="1" w:unhideWhenUsed="1"/>
+    <w:lsdException w:name="List Number 5" w:semiHidden="1" w:unhideWhenUsed="1"/>
     <w:lsdException w:name="Title" w:qFormat="1"/>
+    <w:lsdException w:name="Closing" w:semiHidden="1" w:unhideWhenUsed="1"/>
+    <w:lsdException w:name="Signature" w:semiHidden="1" w:unhideWhenUsed="1"/>
+    <w:lsdException w:name="Default Paragraph Font" w:semiHidden="1" w:unhideWhenUsed="1"/>
+    <w:lsdException w:name="Body Text" w:semiHidden="1" w:unhideWhenUsed="1"/>
+    <w:lsdException w:name="Body Text Indent" w:semiHidden="1" w:unhideWhenUsed="1"/>
+    <w:lsdException w:name="List Continue" w:semiHidden="1" w:unhideWhenUsed="1"/>
+    <w:lsdException w:name="Message Header" w:semiHidden="1" w:unhideWhenUsed="1"/>
     <w:lsdException w:name="Subtitle" w:qFormat="1"/>
-    <w:lsdException w:name="Hyperlink" w:uiPriority="99"/>
+    <w:lsdException w:name="Salutation" w:semiHidden="1" w:unhideWhenUsed="1"/>
+    <w:lsdException w:name="Date" w:semiHidden="1" w:unhideWhenUsed="1"/>
+    <w:lsdException w:name="Body Text First Indent" w:semiHidden="1" w:unhideWhenUsed="1"/>
+    <w:lsdException w:name="Body Text First Indent 2" w:semiHidden="1" w:unhideWhenUsed="1"/>
+    <w:lsdException w:name="Note Heading" w:semiHidden="1" w:unhideWhenUsed="1"/>
+    <w:lsdException w:name="Body Text 2" w:semiHidden="1" w:unhideWhenUsed="1"/>
+    <w:lsdException w:name="Body Text 3" w:semiHidden="1" w:unhideWhenUsed="1"/>
+    <w:lsdException w:name="Body Text Indent 2" w:semiHidden="1" w:unhideWhenUsed="1"/>
+    <w:lsdException w:name="Body Text Indent 3" w:semiHidden="1" w:unhideWhenUsed="1"/>
+    <w:lsdException w:name="Block Text" w:semiHidden="1" w:unhideWhenUsed="1"/>
+    <w:lsdException w:name="Hyperlink" w:semiHidden="1" w:uiPriority="99" w:unhideWhenUsed="1"/>
+    <w:lsdException w:name="FollowedHyperlink" w:semiHidden="1" w:unhideWhenUsed="1"/>
     <w:lsdException w:name="Strong" w:qFormat="1"/>
     <w:lsdException w:name="Emphasis" w:qFormat="1"/>
+    <w:lsdException w:name="Document Map" w:semiHidden="1" w:unhideWhenUsed="1"/>
+    <w:lsdException w:name="Plain Text" w:semiHidden="1" w:unhideWhenUsed="1"/>
+    <w:lsdException w:name="E-mail Signature" w:semiHidden="1" w:unhideWhenUsed="1"/>
+    <w:lsdException w:name="HTML Top of Form" w:semiHidden="1" w:unhideWhenUsed="1"/>
+    <w:lsdException w:name="HTML Bottom of Form" w:semiHidden="1" w:unhideWhenUsed="1"/>
+    <w:lsdException w:name="Normal (Web)" w:semiHidden="1" w:unhideWhenUsed="1"/>
+    <w:lsdException w:name="HTML Acronym" w:semiHidden="1" w:unhideWhenUsed="1"/>
+    <w:lsdException w:name="HTML Address" w:semiHidden="1" w:unhideWhenUsed="1"/>
+    <w:lsdException w:name="HTML Cite" w:semiHidden="1" w:unhideWhenUsed="1"/>
+    <w:lsdException w:name="HTML Code" w:semiHidden="1" w:unhideWhenUsed="1"/>
+    <w:lsdException w:name="HTML Definition" w:semiHidden="1" w:unhideWhenUsed="1"/>
+    <w:lsdException w:name="HTML Keyboard" w:semiHidden="1" w:unhideWhenUsed="1"/>
+    <w:lsdException w:name="HTML Preformatted" w:semiHidden="1" w:unhideWhenUsed="1"/>
+    <w:lsdException w:name="HTML Sample" w:semiHidden="1" w:unhideWhenUsed="1"/>
+    <w:lsdException w:name="HTML Typewriter" w:semiHidden="1" w:unhideWhenUsed="1"/>
+    <w:lsdException w:name="HTML Variable" w:semiHidden="1" w:unhideWhenUsed="1"/>
     <w:lsdException w:name="Normal Table" w:semiHidden="1" w:unhideWhenUsed="1"/>
+    <w:lsdException w:name="annotation subject" w:semiHidden="1" w:unhideWhenUsed="1"/>
+    <w:lsdException w:name="No List" w:semiHidden="1" w:unhideWhenUsed="1"/>
+    <w:lsdException w:name="Outline List 1" w:semiHidden="1" w:unhideWhenUsed="1"/>
+    <w:lsdException w:name="Outline List 2" w:semiHidden="1" w:unhideWhenUsed="1"/>
+    <w:lsdException w:name="Outline List 3" w:semiHidden="1" w:unhideWhenUsed="1"/>
     <w:lsdException w:name="Table Simple 1" w:semiHidden="1" w:unhideWhenUsed="1"/>
     <w:lsdException w:name="Table Simple 2" w:semiHidden="1" w:unhideWhenUsed="1"/>
     <w:lsdException w:name="Table Simple 3" w:semiHidden="1" w:unhideWhenUsed="1"/>
@@ -1390,10 +1448,7 @@
     <w:lsdException w:name="Table Subtle 1" w:semiHidden="1" w:unhideWhenUsed="1"/>
     <w:lsdException w:name="Table Subtle 2" w:semiHidden="1" w:unhideWhenUsed="1"/>
     <w:lsdException w:name="Table Web 1" w:semiHidden="1" w:unhideWhenUsed="1"/>
-    <w:lsdException w:name="Table Web 2" w:semiHidden="1" w:unhideWhenUsed="1"/>
-    <w:lsdException w:name="Table Web 3" w:semiHidden="1" w:unhideWhenUsed="1"/>
     <w:lsdException w:name="Table Grid" w:uiPriority="39"/>
-    <w:lsdException w:name="Table Theme" w:semiHidden="1" w:unhideWhenUsed="1"/>
     <w:lsdException w:name="Placeholder Text" w:semiHidden="1" w:uiPriority="99"/>
     <w:lsdException w:name="No Spacing" w:uiPriority="1" w:qFormat="1"/>
     <w:lsdException w:name="Light Shading" w:uiPriority="60"/>
@@ -1505,6 +1560,115 @@
     <w:lsdException w:name="Book Title" w:uiPriority="33" w:qFormat="1"/>
     <w:lsdException w:name="Bibliography" w:semiHidden="1" w:uiPriority="37" w:unhideWhenUsed="1"/>
     <w:lsdException w:name="TOC Heading" w:semiHidden="1" w:uiPriority="39" w:unhideWhenUsed="1" w:qFormat="1"/>
+    <w:lsdException w:name="Plain Table 1" w:uiPriority="41"/>
+    <w:lsdException w:name="Plain Table 2" w:uiPriority="42"/>
+    <w:lsdException w:name="Plain Table 3" w:uiPriority="43"/>
+    <w:lsdException w:name="Plain Table 4" w:uiPriority="44"/>
+    <w:lsdException w:name="Plain Table 5" w:uiPriority="45"/>
+    <w:lsdException w:name="Grid Table Light" w:uiPriority="40"/>
+    <w:lsdException w:name="Grid Table 1 Light" w:uiPriority="46"/>
+    <w:lsdException w:name="Grid Table 2" w:uiPriority="47"/>
+    <w:lsdException w:name="Grid Table 3" w:uiPriority="48"/>
+    <w:lsdException w:name="Grid Table 4" w:uiPriority="49"/>
+    <w:lsdException w:name="Grid Table 5 Dark" w:uiPriority="50"/>
+    <w:lsdException w:name="Grid Table 6 Colorful" w:uiPriority="51"/>
+    <w:lsdException w:name="Grid Table 7 Colorful" w:uiPriority="52"/>
+    <w:lsdException w:name="Grid Table 1 Light Accent 1" w:uiPriority="46"/>
+    <w:lsdException w:name="Grid Table 2 Accent 1" w:uiPriority="47"/>
+    <w:lsdException w:name="Grid Table 3 Accent 1" w:uiPriority="48"/>
+    <w:lsdException w:name="Grid Table 4 Accent 1" w:uiPriority="49"/>
+    <w:lsdException w:name="Grid Table 5 Dark Accent 1" w:uiPriority="50"/>
+    <w:lsdException w:name="Grid Table 6 Colorful Accent 1" w:uiPriority="51"/>
+    <w:lsdException w:name="Grid Table 7 Colorful Accent 1" w:uiPriority="52"/>
+    <w:lsdException w:name="Grid Table 1 Light Accent 2" w:uiPriority="46"/>
+    <w:lsdException w:name="Grid Table 2 Accent 2" w:uiPriority="47"/>
+    <w:lsdException w:name="Grid Table 3 Accent 2" w:uiPriority="48"/>
+    <w:lsdException w:name="Grid Table 4 Accent 2" w:uiPriority="49"/>
+    <w:lsdException w:name="Grid Table 5 Dark Accent 2" w:uiPriority="50"/>
+    <w:lsdException w:name="Grid Table 6 Colorful Accent 2" w:uiPriority="51"/>
+    <w:lsdException w:name="Grid Table 7 Colorful Accent 2" w:uiPriority="52"/>
+    <w:lsdException w:name="Grid Table 1 Light Accent 3" w:uiPriority="46"/>
+    <w:lsdException w:name="Grid Table 2 Accent 3" w:uiPriority="47"/>
+    <w:lsdException w:name="Grid Table 3 Accent 3" w:uiPriority="48"/>
+    <w:lsdException w:name="Grid Table 4 Accent 3" w:uiPriority="49"/>
+    <w:lsdException w:name="Grid Table 5 Dark Accent 3" w:uiPriority="50"/>
+    <w:lsdException w:name="Grid Table 6 Colorful Accent 3" w:uiPriority="51"/>
+    <w:lsdException w:name="Grid Table 7 Colorful Accent 3" w:uiPriority="52"/>
+    <w:lsdException w:name="Grid Table 1 Light Accent 4" w:uiPriority="46"/>
+    <w:lsdException w:name="Grid Table 2 Accent 4" w:uiPriority="47"/>
+    <w:lsdException w:name="Grid Table 3 Accent 4" w:uiPriority="48"/>
+    <w:lsdException w:name="Grid Table 4 Accent 4" w:uiPriority="49"/>
+    <w:lsdException w:name="Grid Table 5 Dark Accent 4" w:uiPriority="50"/>
+    <w:lsdException w:name="Grid Table 6 Colorful Accent 4" w:uiPriority="51"/>
+    <w:lsdException w:name="Grid Table 7 Colorful Accent 4" w:uiPriority="52"/>
+    <w:lsdException w:name="Grid Table 1 Light Accent 5" w:uiPriority="46"/>
+    <w:lsdException w:name="Grid Table 2 Accent 5" w:uiPriority="47"/>
+    <w:lsdException w:name="Grid Table 3 Accent 5" w:uiPriority="48"/>
+    <w:lsdException w:name="Grid Table 4 Accent 5" w:uiPriority="49"/>
+    <w:lsdException w:name="Grid Table 5 Dark Accent 5" w:uiPriority="50"/>
+    <w:lsdException w:name="Grid Table 6 Colorful Accent 5" w:uiPriority="51"/>
+    <w:lsdException w:name="Grid Table 7 Colorful Accent 5" w:uiPriority="52"/>
+    <w:lsdException w:name="Grid Table 1 Light Accent 6" w:uiPriority="46"/>
+    <w:lsdException w:name="Grid Table 2 Accent 6" w:uiPriority="47"/>
+    <w:lsdException w:name="Grid Table 3 Accent 6" w:uiPriority="48"/>
+    <w:lsdException w:name="Grid Table 4 Accent 6" w:uiPriority="49"/>
+    <w:lsdException w:name="Grid Table 5 Dark Accent 6" w:uiPriority="50"/>
+    <w:lsdException w:name="Grid Table 6 Colorful Accent 6" w:uiPriority="51"/>
+    <w:lsdException w:name="Grid Table 7 Colorful Accent 6" w:uiPriority="52"/>
+    <w:lsdException w:name="List Table 1 Light" w:uiPriority="46"/>
+    <w:lsdException w:name="List Table 2" w:uiPriority="47"/>
+    <w:lsdException w:name="List Table 3" w:uiPriority="48"/>
+    <w:lsdException w:name="List Table 4" w:uiPriority="49"/>
+    <w:lsdException w:name="List Table 5 Dark" w:uiPriority="50"/>
+    <w:lsdException w:name="List Table 6 Colorful" w:uiPriority="51"/>
+    <w:lsdException w:name="List Table 7 Colorful" w:uiPriority="52"/>
+    <w:lsdException w:name="List Table 1 Light Accent 1" w:uiPriority="46"/>
+    <w:lsdException w:name="List Table 2 Accent 1" w:uiPriority="47"/>
+    <w:lsdException w:name="List Table 3 Accent 1" w:uiPriority="48"/>
+    <w:lsdException w:name="List Table 4 Accent 1" w:uiPriority="49"/>
+    <w:lsdException w:name="List Table 5 Dark Accent 1" w:uiPriority="50"/>
+    <w:lsdException w:name="List Table 6 Colorful Accent 1" w:uiPriority="51"/>
+    <w:lsdException w:name="List Table 7 Colorful Accent 1" w:uiPriority="52"/>
+    <w:lsdException w:name="List Table 1 Light Accent 2" w:uiPriority="46"/>
+    <w:lsdException w:name="List Table 2 Accent 2" w:uiPriority="47"/>
+    <w:lsdException w:name="List Table 3 Accent 2" w:uiPriority="48"/>
+    <w:lsdException w:name="List Table 4 Accent 2" w:uiPriority="49"/>
+    <w:lsdException w:name="List Table 5 Dark Accent 2" w:uiPriority="50"/>
+    <w:lsdException w:name="List Table 6 Colorful Accent 2" w:uiPriority="51"/>
+    <w:lsdException w:name="List Table 7 Colorful Accent 2" w:uiPriority="52"/>
+    <w:lsdException w:name="List Table 1 Light Accent 3" w:uiPriority="46"/>
+    <w:lsdException w:name="List Table 2 Accent 3" w:uiPriority="47"/>
+    <w:lsdException w:name="List Table 3 Accent 3" w:uiPriority="48"/>
+    <w:lsdException w:name="List Table 4 Accent 3" w:uiPriority="49"/>
+    <w:lsdException w:name="List Table 5 Dark Accent 3" w:uiPriority="50"/>
+    <w:lsdException w:name="List Table 6 Colorful Accent 3" w:uiPriority="51"/>
+    <w:lsdException w:name="List Table 7 Colorful Accent 3" w:uiPriority="52"/>
+    <w:lsdException w:name="List Table 1 Light Accent 4" w:uiPriority="46"/>
+    <w:lsdException w:name="List Table 2 Accent 4" w:uiPriority="47"/>
+    <w:lsdException w:name="List Table 3 Accent 4" w:uiPriority="48"/>
+    <w:lsdException w:name="List Table 4 Accent 4" w:uiPriority="49"/>
+    <w:lsdException w:name="List Table 5 Dark Accent 4" w:uiPriority="50"/>
+    <w:lsdException w:name="List Table 6 Colorful Accent 4" w:uiPriority="51"/>
+    <w:lsdException w:name="List Table 7 Colorful Accent 4" w:uiPriority="52"/>
+    <w:lsdException w:name="List Table 1 Light Accent 5" w:uiPriority="46"/>
+    <w:lsdException w:name="List Table 2 Accent 5" w:uiPriority="47"/>
+    <w:lsdException w:name="List Table 3 Accent 5" w:uiPriority="48"/>
+    <w:lsdException w:name="List Table 4 Accent 5" w:uiPriority="49"/>
+    <w:lsdException w:name="List Table 5 Dark Accent 5" w:uiPriority="50"/>
+    <w:lsdException w:name="List Table 6 Colorful Accent 5" w:uiPriority="51"/>
+    <w:lsdException w:name="List Table 7 Colorful Accent 5" w:uiPriority="52"/>
+    <w:lsdException w:name="List Table 1 Light Accent 6" w:uiPriority="46"/>
+    <w:lsdException w:name="List Table 2 Accent 6" w:uiPriority="47"/>
+    <w:lsdException w:name="List Table 3 Accent 6" w:uiPriority="48"/>
+    <w:lsdException w:name="List Table 4 Accent 6" w:uiPriority="49"/>
+    <w:lsdException w:name="List Table 5 Dark Accent 6" w:uiPriority="50"/>
+    <w:lsdException w:name="List Table 6 Colorful Accent 6" w:uiPriority="51"/>
+    <w:lsdException w:name="List Table 7 Colorful Accent 6" w:uiPriority="52"/>
+    <w:lsdException w:name="Mention" w:semiHidden="1" w:uiPriority="99" w:unhideWhenUsed="1"/>
+    <w:lsdException w:name="Smart Hyperlink" w:semiHidden="1" w:uiPriority="99" w:unhideWhenUsed="1"/>
+    <w:lsdException w:name="Hashtag" w:semiHidden="1" w:uiPriority="99" w:unhideWhenUsed="1"/>
+    <w:lsdException w:name="Unresolved Mention" w:semiHidden="1" w:uiPriority="99" w:unhideWhenUsed="1"/>
+    <w:lsdException w:name="Smart Link" w:semiHidden="1" w:uiPriority="99" w:unhideWhenUsed="1"/>
   </w:latentStyles>
   <w:style w:type="paragraph" w:default="1" w:styleId="a1">
     <w:name w:val="Normal"/>
@@ -1780,7 +1944,6 @@
       <w:lang w:eastAsia="en-US"/>
     </w:rPr>
     <w:tblPr>
-      <w:tblInd w:w="0" w:type="dxa"/>
       <w:tblBorders>
         <w:top w:val="single" w:sz="4" w:space="0" w:color="auto"/>
         <w:left w:val="single" w:sz="4" w:space="0" w:color="auto"/>
@@ -1789,12 +1952,6 @@
         <w:insideH w:val="single" w:sz="4" w:space="0" w:color="auto"/>
         <w:insideV w:val="single" w:sz="4" w:space="0" w:color="auto"/>
       </w:tblBorders>
-      <w:tblCellMar>
-        <w:top w:w="0" w:type="dxa"/>
-        <w:left w:w="108" w:type="dxa"/>
-        <w:bottom w:w="0" w:type="dxa"/>
-        <w:right w:w="108" w:type="dxa"/>
-      </w:tblCellMar>
     </w:tblPr>
   </w:style>
   <w:style w:type="character" w:customStyle="1" w:styleId="a7">
@@ -2173,8 +2330,8 @@
       <w:lang w:eastAsia="en-US"/>
     </w:rPr>
   </w:style>
-  <w:style w:type="character" w:customStyle="1" w:styleId="UnresolvedMention">
-    <w:name w:val="Unresolved Mention"/>
+  <w:style w:type="character" w:customStyle="1" w:styleId="13">
+    <w:name w:val="Неразрешенное упоминание1"/>
     <w:basedOn w:val="a2"/>
     <w:uiPriority w:val="99"/>
     <w:semiHidden/>
@@ -2196,964 +2353,7 @@
       <w:ind w:left="278" w:firstLine="0"/>
     </w:pPr>
   </w:style>
-  <w:style w:type="paragraph" w:customStyle="1" w:styleId="13">
-    <w:name w:val="Заголовок 1 без уровня"/>
-    <w:basedOn w:val="12"/>
-    <w:qFormat/>
-    <w:rsid w:val="003924B0"/>
-    <w:pPr>
-      <w:keepNext/>
-      <w:outlineLvl w:val="9"/>
-    </w:pPr>
-  </w:style>
-  <w:style w:type="paragraph" w:customStyle="1" w:styleId="afa">
-    <w:name w:val="Рисунок"/>
-    <w:basedOn w:val="a1"/>
-    <w:qFormat/>
-    <w:rsid w:val="0023266A"/>
-    <w:pPr>
-      <w:keepNext/>
-      <w:spacing w:before="120"/>
-      <w:ind w:firstLine="0"/>
-      <w:jc w:val="center"/>
-    </w:pPr>
-    <w:rPr>
-      <w:rFonts w:eastAsiaTheme="minorHAnsi" w:cstheme="minorBidi"/>
-      <w:kern w:val="2"/>
-      <w:sz w:val="24"/>
-      <w:szCs w:val="22"/>
-      <w:lang w:eastAsia="en-US"/>
-      <w14:ligatures w14:val="standardContextual"/>
-    </w:rPr>
-  </w:style>
-  <w:style w:type="character" w:styleId="afb">
-    <w:name w:val="FollowedHyperlink"/>
-    <w:basedOn w:val="a2"/>
-    <w:rsid w:val="001B308A"/>
-    <w:rPr>
-      <w:color w:val="954F72" w:themeColor="followedHyperlink"/>
-      <w:u w:val="single"/>
-    </w:rPr>
-  </w:style>
-  <w:style w:type="paragraph" w:customStyle="1" w:styleId="afc">
-    <w:name w:val="Название таблицы"/>
-    <w:basedOn w:val="a1"/>
-    <w:qFormat/>
-    <w:rsid w:val="0023266A"/>
-    <w:pPr>
-      <w:keepNext/>
-      <w:spacing w:before="60"/>
-      <w:ind w:firstLine="0"/>
-      <w:jc w:val="left"/>
-    </w:pPr>
-  </w:style>
-  <w:style w:type="paragraph" w:styleId="afd">
-    <w:name w:val="Balloon Text"/>
-    <w:basedOn w:val="a1"/>
-    <w:link w:val="afe"/>
-    <w:rsid w:val="000F4495"/>
-    <w:pPr>
-      <w:spacing w:line="240" w:lineRule="auto"/>
-    </w:pPr>
-    <w:rPr>
-      <w:rFonts w:ascii="Tahoma" w:hAnsi="Tahoma" w:cs="Tahoma"/>
-      <w:sz w:val="16"/>
-      <w:szCs w:val="16"/>
-    </w:rPr>
-  </w:style>
-  <w:style w:type="character" w:customStyle="1" w:styleId="afe">
-    <w:name w:val="Текст выноски Знак"/>
-    <w:basedOn w:val="a2"/>
-    <w:link w:val="afd"/>
-    <w:rsid w:val="000F4495"/>
-    <w:rPr>
-      <w:rFonts w:ascii="Tahoma" w:hAnsi="Tahoma" w:cs="Tahoma"/>
-      <w:sz w:val="16"/>
-      <w:szCs w:val="16"/>
-    </w:rPr>
-  </w:style>
-</w:styles>
-</file>
-
-<file path=word/stylesWithEffects.xml><?xml version="1.0" encoding="utf-8"?>
-<w:styles xmlns:wpc="http://schemas.microsoft.com/office/word/2010/wordprocessingCanvas" xmlns:mc="http://schemas.openxmlformats.org/markup-compatibility/2006" xmlns:o="urn:schemas-microsoft-com:office:office" xmlns:r="http://schemas.openxmlformats.org/officeDocument/2006/relationships" xmlns:m="http://schemas.openxmlformats.org/officeDocument/2006/math" xmlns:v="urn:schemas-microsoft-com:vml" xmlns:wp14="http://schemas.microsoft.com/office/word/2010/wordprocessingDrawing" xmlns:wp="http://schemas.openxmlformats.org/drawingml/2006/wordprocessingDrawing" xmlns:w10="urn:schemas-microsoft-com:office:word" xmlns:w="http://schemas.openxmlformats.org/wordprocessingml/2006/main" xmlns:w14="http://schemas.microsoft.com/office/word/2010/wordml" xmlns:wpg="http://schemas.microsoft.com/office/word/2010/wordprocessingGroup" xmlns:wpi="http://schemas.microsoft.com/office/word/2010/wordprocessingInk" xmlns:wne="http://schemas.microsoft.com/office/word/2006/wordml" xmlns:wps="http://schemas.microsoft.com/office/word/2010/wordprocessingShape" mc:Ignorable="w14 wp14">
-  <w:docDefaults>
-    <w:rPrDefault>
-      <w:rPr>
-        <w:rFonts w:ascii="Times New Roman" w:eastAsia="Times New Roman" w:hAnsi="Times New Roman" w:cs="Times New Roman"/>
-        <w:lang w:val="ru-RU" w:eastAsia="ru-RU" w:bidi="ar-SA"/>
-      </w:rPr>
-    </w:rPrDefault>
-    <w:pPrDefault/>
-  </w:docDefaults>
-  <w:latentStyles w:defLockedState="0" w:defUIPriority="0" w:defSemiHidden="0" w:defUnhideWhenUsed="0" w:defQFormat="0" w:count="267">
-    <w:lsdException w:name="Normal" w:qFormat="1"/>
-    <w:lsdException w:name="heading 1" w:qFormat="1"/>
-    <w:lsdException w:name="heading 2" w:semiHidden="1" w:unhideWhenUsed="1" w:qFormat="1"/>
-    <w:lsdException w:name="heading 3" w:qFormat="1"/>
-    <w:lsdException w:name="heading 4" w:qFormat="1"/>
-    <w:lsdException w:name="heading 5" w:semiHidden="1" w:unhideWhenUsed="1" w:qFormat="1"/>
-    <w:lsdException w:name="heading 6" w:semiHidden="1" w:unhideWhenUsed="1" w:qFormat="1"/>
-    <w:lsdException w:name="heading 7" w:semiHidden="1" w:unhideWhenUsed="1" w:qFormat="1"/>
-    <w:lsdException w:name="heading 8" w:semiHidden="1" w:unhideWhenUsed="1" w:qFormat="1"/>
-    <w:lsdException w:name="heading 9" w:semiHidden="1" w:unhideWhenUsed="1" w:qFormat="1"/>
-    <w:lsdException w:name="toc 1" w:uiPriority="39"/>
-    <w:lsdException w:name="toc 2" w:uiPriority="39"/>
-    <w:lsdException w:name="footer" w:uiPriority="99"/>
-    <w:lsdException w:name="caption" w:semiHidden="1" w:unhideWhenUsed="1" w:qFormat="1"/>
-    <w:lsdException w:name="Title" w:qFormat="1"/>
-    <w:lsdException w:name="Subtitle" w:qFormat="1"/>
-    <w:lsdException w:name="Hyperlink" w:uiPriority="99"/>
-    <w:lsdException w:name="Strong" w:qFormat="1"/>
-    <w:lsdException w:name="Emphasis" w:qFormat="1"/>
-    <w:lsdException w:name="Normal Table" w:semiHidden="1" w:unhideWhenUsed="1"/>
-    <w:lsdException w:name="Table Simple 1" w:semiHidden="1" w:unhideWhenUsed="1"/>
-    <w:lsdException w:name="Table Simple 2" w:semiHidden="1" w:unhideWhenUsed="1"/>
-    <w:lsdException w:name="Table Simple 3" w:semiHidden="1" w:unhideWhenUsed="1"/>
-    <w:lsdException w:name="Table Classic 1" w:semiHidden="1" w:unhideWhenUsed="1"/>
-    <w:lsdException w:name="Table Classic 2" w:semiHidden="1" w:unhideWhenUsed="1"/>
-    <w:lsdException w:name="Table Classic 3" w:semiHidden="1" w:unhideWhenUsed="1"/>
-    <w:lsdException w:name="Table Classic 4" w:semiHidden="1" w:unhideWhenUsed="1"/>
-    <w:lsdException w:name="Table Colorful 1" w:semiHidden="1" w:unhideWhenUsed="1"/>
-    <w:lsdException w:name="Table Colorful 2" w:semiHidden="1" w:unhideWhenUsed="1"/>
-    <w:lsdException w:name="Table Colorful 3" w:semiHidden="1" w:unhideWhenUsed="1"/>
-    <w:lsdException w:name="Table Columns 1" w:semiHidden="1" w:unhideWhenUsed="1"/>
-    <w:lsdException w:name="Table Columns 2" w:semiHidden="1" w:unhideWhenUsed="1"/>
-    <w:lsdException w:name="Table Columns 3" w:semiHidden="1" w:unhideWhenUsed="1"/>
-    <w:lsdException w:name="Table Columns 4" w:semiHidden="1" w:unhideWhenUsed="1"/>
-    <w:lsdException w:name="Table Columns 5" w:semiHidden="1" w:unhideWhenUsed="1"/>
-    <w:lsdException w:name="Table Grid 1" w:semiHidden="1" w:unhideWhenUsed="1"/>
-    <w:lsdException w:name="Table Grid 2" w:semiHidden="1" w:unhideWhenUsed="1"/>
-    <w:lsdException w:name="Table Grid 3" w:semiHidden="1" w:unhideWhenUsed="1"/>
-    <w:lsdException w:name="Table Grid 4" w:semiHidden="1" w:unhideWhenUsed="1"/>
-    <w:lsdException w:name="Table Grid 5" w:semiHidden="1" w:unhideWhenUsed="1"/>
-    <w:lsdException w:name="Table Grid 6" w:semiHidden="1" w:unhideWhenUsed="1"/>
-    <w:lsdException w:name="Table Grid 7" w:semiHidden="1" w:unhideWhenUsed="1"/>
-    <w:lsdException w:name="Table Grid 8" w:semiHidden="1" w:unhideWhenUsed="1"/>
-    <w:lsdException w:name="Table List 1" w:semiHidden="1" w:unhideWhenUsed="1"/>
-    <w:lsdException w:name="Table List 2" w:semiHidden="1" w:unhideWhenUsed="1"/>
-    <w:lsdException w:name="Table List 3" w:semiHidden="1" w:unhideWhenUsed="1"/>
-    <w:lsdException w:name="Table List 4" w:semiHidden="1" w:unhideWhenUsed="1"/>
-    <w:lsdException w:name="Table List 5" w:semiHidden="1" w:unhideWhenUsed="1"/>
-    <w:lsdException w:name="Table List 6" w:semiHidden="1" w:unhideWhenUsed="1"/>
-    <w:lsdException w:name="Table List 7" w:semiHidden="1" w:unhideWhenUsed="1"/>
-    <w:lsdException w:name="Table List 8" w:semiHidden="1" w:unhideWhenUsed="1"/>
-    <w:lsdException w:name="Table 3D effects 1" w:semiHidden="1" w:unhideWhenUsed="1"/>
-    <w:lsdException w:name="Table 3D effects 2" w:semiHidden="1" w:unhideWhenUsed="1"/>
-    <w:lsdException w:name="Table 3D effects 3" w:semiHidden="1" w:unhideWhenUsed="1"/>
-    <w:lsdException w:name="Table Contemporary" w:semiHidden="1" w:unhideWhenUsed="1"/>
-    <w:lsdException w:name="Table Elegant" w:semiHidden="1" w:unhideWhenUsed="1"/>
-    <w:lsdException w:name="Table Professional" w:semiHidden="1" w:unhideWhenUsed="1"/>
-    <w:lsdException w:name="Table Subtle 1" w:semiHidden="1" w:unhideWhenUsed="1"/>
-    <w:lsdException w:name="Table Subtle 2" w:semiHidden="1" w:unhideWhenUsed="1"/>
-    <w:lsdException w:name="Table Web 1" w:semiHidden="1" w:unhideWhenUsed="1"/>
-    <w:lsdException w:name="Table Web 2" w:semiHidden="1" w:unhideWhenUsed="1"/>
-    <w:lsdException w:name="Table Web 3" w:semiHidden="1" w:unhideWhenUsed="1"/>
-    <w:lsdException w:name="Table Grid" w:uiPriority="39"/>
-    <w:lsdException w:name="Table Theme" w:semiHidden="1" w:unhideWhenUsed="1"/>
-    <w:lsdException w:name="Placeholder Text" w:semiHidden="1" w:uiPriority="99"/>
-    <w:lsdException w:name="No Spacing" w:uiPriority="1" w:qFormat="1"/>
-    <w:lsdException w:name="Light Shading" w:uiPriority="60"/>
-    <w:lsdException w:name="Light List" w:uiPriority="61"/>
-    <w:lsdException w:name="Light Grid" w:uiPriority="62"/>
-    <w:lsdException w:name="Medium Shading 1" w:uiPriority="63"/>
-    <w:lsdException w:name="Medium Shading 2" w:uiPriority="64"/>
-    <w:lsdException w:name="Medium List 1" w:uiPriority="65"/>
-    <w:lsdException w:name="Medium List 2" w:uiPriority="66"/>
-    <w:lsdException w:name="Medium Grid 1" w:uiPriority="67"/>
-    <w:lsdException w:name="Medium Grid 2" w:uiPriority="68"/>
-    <w:lsdException w:name="Medium Grid 3" w:uiPriority="69"/>
-    <w:lsdException w:name="Dark List" w:uiPriority="70"/>
-    <w:lsdException w:name="Colorful Shading" w:uiPriority="71"/>
-    <w:lsdException w:name="Colorful List" w:uiPriority="72"/>
-    <w:lsdException w:name="Colorful Grid" w:uiPriority="73"/>
-    <w:lsdException w:name="Light Shading Accent 1" w:uiPriority="60"/>
-    <w:lsdException w:name="Light List Accent 1" w:uiPriority="61"/>
-    <w:lsdException w:name="Light Grid Accent 1" w:uiPriority="62"/>
-    <w:lsdException w:name="Medium Shading 1 Accent 1" w:uiPriority="63"/>
-    <w:lsdException w:name="Medium Shading 2 Accent 1" w:uiPriority="64"/>
-    <w:lsdException w:name="Medium List 1 Accent 1" w:uiPriority="65"/>
-    <w:lsdException w:name="Revision" w:semiHidden="1" w:uiPriority="99"/>
-    <w:lsdException w:name="List Paragraph" w:uiPriority="34" w:qFormat="1"/>
-    <w:lsdException w:name="Quote" w:uiPriority="29" w:qFormat="1"/>
-    <w:lsdException w:name="Intense Quote" w:uiPriority="30" w:qFormat="1"/>
-    <w:lsdException w:name="Medium List 2 Accent 1" w:uiPriority="66"/>
-    <w:lsdException w:name="Medium Grid 1 Accent 1" w:uiPriority="67"/>
-    <w:lsdException w:name="Medium Grid 2 Accent 1" w:uiPriority="68"/>
-    <w:lsdException w:name="Medium Grid 3 Accent 1" w:uiPriority="69"/>
-    <w:lsdException w:name="Dark List Accent 1" w:uiPriority="70"/>
-    <w:lsdException w:name="Colorful Shading Accent 1" w:uiPriority="71"/>
-    <w:lsdException w:name="Colorful List Accent 1" w:uiPriority="72"/>
-    <w:lsdException w:name="Colorful Grid Accent 1" w:uiPriority="73"/>
-    <w:lsdException w:name="Light Shading Accent 2" w:uiPriority="60"/>
-    <w:lsdException w:name="Light List Accent 2" w:uiPriority="61"/>
-    <w:lsdException w:name="Light Grid Accent 2" w:uiPriority="62"/>
-    <w:lsdException w:name="Medium Shading 1 Accent 2" w:uiPriority="63"/>
-    <w:lsdException w:name="Medium Shading 2 Accent 2" w:uiPriority="64"/>
-    <w:lsdException w:name="Medium List 1 Accent 2" w:uiPriority="65"/>
-    <w:lsdException w:name="Medium List 2 Accent 2" w:uiPriority="66"/>
-    <w:lsdException w:name="Medium Grid 1 Accent 2" w:uiPriority="67"/>
-    <w:lsdException w:name="Medium Grid 2 Accent 2" w:uiPriority="68"/>
-    <w:lsdException w:name="Medium Grid 3 Accent 2" w:uiPriority="69"/>
-    <w:lsdException w:name="Dark List Accent 2" w:uiPriority="70"/>
-    <w:lsdException w:name="Colorful Shading Accent 2" w:uiPriority="71"/>
-    <w:lsdException w:name="Colorful List Accent 2" w:uiPriority="72"/>
-    <w:lsdException w:name="Colorful Grid Accent 2" w:uiPriority="73"/>
-    <w:lsdException w:name="Light Shading Accent 3" w:uiPriority="60"/>
-    <w:lsdException w:name="Light List Accent 3" w:uiPriority="61"/>
-    <w:lsdException w:name="Light Grid Accent 3" w:uiPriority="62"/>
-    <w:lsdException w:name="Medium Shading 1 Accent 3" w:uiPriority="63"/>
-    <w:lsdException w:name="Medium Shading 2 Accent 3" w:uiPriority="64"/>
-    <w:lsdException w:name="Medium List 1 Accent 3" w:uiPriority="65"/>
-    <w:lsdException w:name="Medium List 2 Accent 3" w:uiPriority="66"/>
-    <w:lsdException w:name="Medium Grid 1 Accent 3" w:uiPriority="67"/>
-    <w:lsdException w:name="Medium Grid 2 Accent 3" w:uiPriority="68"/>
-    <w:lsdException w:name="Medium Grid 3 Accent 3" w:uiPriority="69"/>
-    <w:lsdException w:name="Dark List Accent 3" w:uiPriority="70"/>
-    <w:lsdException w:name="Colorful Shading Accent 3" w:uiPriority="71"/>
-    <w:lsdException w:name="Colorful List Accent 3" w:uiPriority="72"/>
-    <w:lsdException w:name="Colorful Grid Accent 3" w:uiPriority="73"/>
-    <w:lsdException w:name="Light Shading Accent 4" w:uiPriority="60"/>
-    <w:lsdException w:name="Light List Accent 4" w:uiPriority="61"/>
-    <w:lsdException w:name="Light Grid Accent 4" w:uiPriority="62"/>
-    <w:lsdException w:name="Medium Shading 1 Accent 4" w:uiPriority="63"/>
-    <w:lsdException w:name="Medium Shading 2 Accent 4" w:uiPriority="64"/>
-    <w:lsdException w:name="Medium List 1 Accent 4" w:uiPriority="65"/>
-    <w:lsdException w:name="Medium List 2 Accent 4" w:uiPriority="66"/>
-    <w:lsdException w:name="Medium Grid 1 Accent 4" w:uiPriority="67"/>
-    <w:lsdException w:name="Medium Grid 2 Accent 4" w:uiPriority="68"/>
-    <w:lsdException w:name="Medium Grid 3 Accent 4" w:uiPriority="69"/>
-    <w:lsdException w:name="Dark List Accent 4" w:uiPriority="70"/>
-    <w:lsdException w:name="Colorful Shading Accent 4" w:uiPriority="71"/>
-    <w:lsdException w:name="Colorful List Accent 4" w:uiPriority="72"/>
-    <w:lsdException w:name="Colorful Grid Accent 4" w:uiPriority="73"/>
-    <w:lsdException w:name="Light Shading Accent 5" w:uiPriority="60"/>
-    <w:lsdException w:name="Light List Accent 5" w:uiPriority="61"/>
-    <w:lsdException w:name="Light Grid Accent 5" w:uiPriority="62"/>
-    <w:lsdException w:name="Medium Shading 1 Accent 5" w:uiPriority="63"/>
-    <w:lsdException w:name="Medium Shading 2 Accent 5" w:uiPriority="64"/>
-    <w:lsdException w:name="Medium List 1 Accent 5" w:uiPriority="65"/>
-    <w:lsdException w:name="Medium List 2 Accent 5" w:uiPriority="66"/>
-    <w:lsdException w:name="Medium Grid 1 Accent 5" w:uiPriority="67"/>
-    <w:lsdException w:name="Medium Grid 2 Accent 5" w:uiPriority="68"/>
-    <w:lsdException w:name="Medium Grid 3 Accent 5" w:uiPriority="69"/>
-    <w:lsdException w:name="Dark List Accent 5" w:uiPriority="70"/>
-    <w:lsdException w:name="Colorful Shading Accent 5" w:uiPriority="71"/>
-    <w:lsdException w:name="Colorful List Accent 5" w:uiPriority="72"/>
-    <w:lsdException w:name="Colorful Grid Accent 5" w:uiPriority="73"/>
-    <w:lsdException w:name="Light Shading Accent 6" w:uiPriority="60"/>
-    <w:lsdException w:name="Light List Accent 6" w:uiPriority="61"/>
-    <w:lsdException w:name="Light Grid Accent 6" w:uiPriority="62"/>
-    <w:lsdException w:name="Medium Shading 1 Accent 6" w:uiPriority="63"/>
-    <w:lsdException w:name="Medium Shading 2 Accent 6" w:uiPriority="64"/>
-    <w:lsdException w:name="Medium List 1 Accent 6" w:uiPriority="65"/>
-    <w:lsdException w:name="Medium List 2 Accent 6" w:uiPriority="66"/>
-    <w:lsdException w:name="Medium Grid 1 Accent 6" w:uiPriority="67"/>
-    <w:lsdException w:name="Medium Grid 2 Accent 6" w:uiPriority="68"/>
-    <w:lsdException w:name="Medium Grid 3 Accent 6" w:uiPriority="69"/>
-    <w:lsdException w:name="Dark List Accent 6" w:uiPriority="70"/>
-    <w:lsdException w:name="Colorful Shading Accent 6" w:uiPriority="71"/>
-    <w:lsdException w:name="Colorful List Accent 6" w:uiPriority="72"/>
-    <w:lsdException w:name="Colorful Grid Accent 6" w:uiPriority="73"/>
-    <w:lsdException w:name="Subtle Emphasis" w:uiPriority="19" w:qFormat="1"/>
-    <w:lsdException w:name="Intense Emphasis" w:uiPriority="21" w:qFormat="1"/>
-    <w:lsdException w:name="Subtle Reference" w:uiPriority="31" w:qFormat="1"/>
-    <w:lsdException w:name="Intense Reference" w:uiPriority="32" w:qFormat="1"/>
-    <w:lsdException w:name="Book Title" w:uiPriority="33" w:qFormat="1"/>
-    <w:lsdException w:name="Bibliography" w:semiHidden="1" w:uiPriority="37" w:unhideWhenUsed="1"/>
-    <w:lsdException w:name="TOC Heading" w:semiHidden="1" w:uiPriority="39" w:unhideWhenUsed="1" w:qFormat="1"/>
-  </w:latentStyles>
-  <w:style w:type="paragraph" w:default="1" w:styleId="a1">
-    <w:name w:val="Normal"/>
-    <w:qFormat/>
-    <w:rsid w:val="00223803"/>
-    <w:pPr>
-      <w:spacing w:line="360" w:lineRule="auto"/>
-      <w:ind w:firstLine="709"/>
-      <w:jc w:val="both"/>
-    </w:pPr>
-    <w:rPr>
-      <w:sz w:val="28"/>
-      <w:szCs w:val="24"/>
-    </w:rPr>
-  </w:style>
-  <w:style w:type="paragraph" w:styleId="1">
-    <w:name w:val="heading 1"/>
-    <w:basedOn w:val="a1"/>
-    <w:next w:val="a1"/>
-    <w:qFormat/>
-    <w:rsid w:val="00901261"/>
-    <w:pPr>
-      <w:pageBreakBefore/>
-      <w:numPr>
-        <w:numId w:val="11"/>
-      </w:numPr>
-      <w:spacing w:before="280" w:after="280"/>
-      <w:jc w:val="center"/>
-      <w:outlineLvl w:val="0"/>
-    </w:pPr>
-    <w:rPr>
-      <w:b/>
-      <w:bCs/>
-      <w:caps/>
-    </w:rPr>
-  </w:style>
-  <w:style w:type="paragraph" w:styleId="2">
-    <w:name w:val="heading 2"/>
-    <w:basedOn w:val="a0"/>
-    <w:next w:val="a1"/>
-    <w:link w:val="20"/>
-    <w:unhideWhenUsed/>
-    <w:qFormat/>
-    <w:rsid w:val="0023266A"/>
-    <w:pPr>
-      <w:keepNext/>
-      <w:numPr>
-        <w:ilvl w:val="1"/>
-        <w:numId w:val="11"/>
-      </w:numPr>
-      <w:tabs>
-        <w:tab w:val="clear" w:pos="1134"/>
-      </w:tabs>
-      <w:spacing w:before="240" w:after="240"/>
-      <w:ind w:left="0" w:firstLine="0"/>
-      <w:jc w:val="center"/>
-      <w:outlineLvl w:val="1"/>
-    </w:pPr>
-    <w:rPr>
-      <w:b/>
-      <w:bCs/>
-    </w:rPr>
-  </w:style>
-  <w:style w:type="paragraph" w:styleId="3">
-    <w:name w:val="heading 3"/>
-    <w:basedOn w:val="a1"/>
-    <w:next w:val="a1"/>
-    <w:qFormat/>
-    <w:rsid w:val="0023266A"/>
-    <w:pPr>
-      <w:keepNext/>
-      <w:numPr>
-        <w:ilvl w:val="2"/>
-        <w:numId w:val="11"/>
-      </w:numPr>
-      <w:spacing w:before="240" w:after="240"/>
-      <w:ind w:left="0" w:firstLine="0"/>
-      <w:jc w:val="center"/>
-      <w:outlineLvl w:val="2"/>
-    </w:pPr>
-    <w:rPr>
-      <w:b/>
-    </w:rPr>
-  </w:style>
-  <w:style w:type="paragraph" w:styleId="4">
-    <w:name w:val="heading 4"/>
-    <w:basedOn w:val="a1"/>
-    <w:next w:val="a1"/>
-    <w:qFormat/>
-    <w:pPr>
-      <w:keepNext/>
-      <w:numPr>
-        <w:ilvl w:val="3"/>
-        <w:numId w:val="11"/>
-      </w:numPr>
-      <w:jc w:val="center"/>
-      <w:outlineLvl w:val="3"/>
-    </w:pPr>
-  </w:style>
-  <w:style w:type="paragraph" w:styleId="5">
-    <w:name w:val="heading 5"/>
-    <w:basedOn w:val="a1"/>
-    <w:next w:val="a1"/>
-    <w:link w:val="50"/>
-    <w:semiHidden/>
-    <w:unhideWhenUsed/>
-    <w:qFormat/>
-    <w:rsid w:val="00F24F1E"/>
-    <w:pPr>
-      <w:numPr>
-        <w:ilvl w:val="4"/>
-        <w:numId w:val="11"/>
-      </w:numPr>
-      <w:spacing w:before="240" w:after="60"/>
-      <w:outlineLvl w:val="4"/>
-    </w:pPr>
-    <w:rPr>
-      <w:rFonts w:ascii="Calibri" w:hAnsi="Calibri"/>
-      <w:b/>
-      <w:bCs/>
-      <w:i/>
-      <w:iCs/>
-      <w:sz w:val="26"/>
-      <w:szCs w:val="26"/>
-    </w:rPr>
-  </w:style>
-  <w:style w:type="paragraph" w:styleId="6">
-    <w:name w:val="heading 6"/>
-    <w:basedOn w:val="a1"/>
-    <w:next w:val="a1"/>
-    <w:link w:val="60"/>
-    <w:semiHidden/>
-    <w:unhideWhenUsed/>
-    <w:qFormat/>
-    <w:rsid w:val="00F24F1E"/>
-    <w:pPr>
-      <w:numPr>
-        <w:ilvl w:val="5"/>
-        <w:numId w:val="11"/>
-      </w:numPr>
-      <w:spacing w:before="240" w:after="60"/>
-      <w:outlineLvl w:val="5"/>
-    </w:pPr>
-    <w:rPr>
-      <w:rFonts w:ascii="Calibri" w:hAnsi="Calibri"/>
-      <w:b/>
-      <w:bCs/>
-      <w:sz w:val="22"/>
-      <w:szCs w:val="22"/>
-    </w:rPr>
-  </w:style>
-  <w:style w:type="paragraph" w:styleId="7">
-    <w:name w:val="heading 7"/>
-    <w:basedOn w:val="a1"/>
-    <w:next w:val="a1"/>
-    <w:link w:val="70"/>
-    <w:semiHidden/>
-    <w:unhideWhenUsed/>
-    <w:qFormat/>
-    <w:rsid w:val="00F24F1E"/>
-    <w:pPr>
-      <w:numPr>
-        <w:ilvl w:val="6"/>
-        <w:numId w:val="11"/>
-      </w:numPr>
-      <w:spacing w:before="240" w:after="60"/>
-      <w:outlineLvl w:val="6"/>
-    </w:pPr>
-    <w:rPr>
-      <w:rFonts w:ascii="Calibri" w:hAnsi="Calibri"/>
-      <w:sz w:val="24"/>
-    </w:rPr>
-  </w:style>
-  <w:style w:type="paragraph" w:styleId="8">
-    <w:name w:val="heading 8"/>
-    <w:basedOn w:val="a1"/>
-    <w:next w:val="a1"/>
-    <w:link w:val="80"/>
-    <w:semiHidden/>
-    <w:unhideWhenUsed/>
-    <w:qFormat/>
-    <w:rsid w:val="00F24F1E"/>
-    <w:pPr>
-      <w:numPr>
-        <w:ilvl w:val="7"/>
-        <w:numId w:val="11"/>
-      </w:numPr>
-      <w:spacing w:before="240" w:after="60"/>
-      <w:outlineLvl w:val="7"/>
-    </w:pPr>
-    <w:rPr>
-      <w:rFonts w:ascii="Calibri" w:hAnsi="Calibri"/>
-      <w:i/>
-      <w:iCs/>
-      <w:sz w:val="24"/>
-    </w:rPr>
-  </w:style>
-  <w:style w:type="paragraph" w:styleId="9">
-    <w:name w:val="heading 9"/>
-    <w:basedOn w:val="a1"/>
-    <w:next w:val="a1"/>
-    <w:link w:val="90"/>
-    <w:semiHidden/>
-    <w:unhideWhenUsed/>
-    <w:qFormat/>
-    <w:rsid w:val="00F24F1E"/>
-    <w:pPr>
-      <w:numPr>
-        <w:ilvl w:val="8"/>
-        <w:numId w:val="11"/>
-      </w:numPr>
-      <w:spacing w:before="240" w:after="60"/>
-      <w:outlineLvl w:val="8"/>
-    </w:pPr>
-    <w:rPr>
-      <w:rFonts w:ascii="Calibri Light" w:hAnsi="Calibri Light"/>
-      <w:sz w:val="22"/>
-      <w:szCs w:val="22"/>
-    </w:rPr>
-  </w:style>
-  <w:style w:type="character" w:default="1" w:styleId="a2">
-    <w:name w:val="Default Paragraph Font"/>
-    <w:uiPriority w:val="1"/>
-    <w:semiHidden/>
-    <w:unhideWhenUsed/>
-  </w:style>
-  <w:style w:type="table" w:default="1" w:styleId="a3">
-    <w:name w:val="Normal Table"/>
-    <w:uiPriority w:val="99"/>
-    <w:semiHidden/>
-    <w:unhideWhenUsed/>
-    <w:tblPr>
-      <w:tblInd w:w="0" w:type="dxa"/>
-      <w:tblCellMar>
-        <w:top w:w="0" w:type="dxa"/>
-        <w:left w:w="108" w:type="dxa"/>
-        <w:bottom w:w="0" w:type="dxa"/>
-        <w:right w:w="108" w:type="dxa"/>
-      </w:tblCellMar>
-    </w:tblPr>
-  </w:style>
-  <w:style w:type="numbering" w:default="1" w:styleId="a4">
-    <w:name w:val="No List"/>
-    <w:uiPriority w:val="99"/>
-    <w:semiHidden/>
-    <w:unhideWhenUsed/>
-  </w:style>
-  <w:style w:type="paragraph" w:styleId="a5">
-    <w:name w:val="Subtitle"/>
-    <w:basedOn w:val="a1"/>
-    <w:qFormat/>
-  </w:style>
-  <w:style w:type="paragraph" w:styleId="a6">
-    <w:name w:val="Body Text Indent"/>
-    <w:basedOn w:val="a1"/>
-    <w:link w:val="a7"/>
-    <w:pPr>
-      <w:ind w:firstLine="567"/>
-    </w:pPr>
-    <w:rPr>
-      <w:lang w:val="x-none" w:eastAsia="x-none"/>
-    </w:rPr>
-  </w:style>
-  <w:style w:type="table" w:styleId="a8">
-    <w:name w:val="Table Grid"/>
-    <w:basedOn w:val="a3"/>
-    <w:uiPriority w:val="39"/>
-    <w:rsid w:val="00895D6D"/>
-    <w:rPr>
-      <w:rFonts w:ascii="Calibri" w:eastAsia="Calibri" w:hAnsi="Calibri"/>
-      <w:sz w:val="22"/>
-      <w:szCs w:val="22"/>
-      <w:lang w:eastAsia="en-US"/>
-    </w:rPr>
-    <w:tblPr>
-      <w:tblInd w:w="0" w:type="dxa"/>
-      <w:tblBorders>
-        <w:top w:val="single" w:sz="4" w:space="0" w:color="auto"/>
-        <w:left w:val="single" w:sz="4" w:space="0" w:color="auto"/>
-        <w:bottom w:val="single" w:sz="4" w:space="0" w:color="auto"/>
-        <w:right w:val="single" w:sz="4" w:space="0" w:color="auto"/>
-        <w:insideH w:val="single" w:sz="4" w:space="0" w:color="auto"/>
-        <w:insideV w:val="single" w:sz="4" w:space="0" w:color="auto"/>
-      </w:tblBorders>
-      <w:tblCellMar>
-        <w:top w:w="0" w:type="dxa"/>
-        <w:left w:w="108" w:type="dxa"/>
-        <w:bottom w:w="0" w:type="dxa"/>
-        <w:right w:w="108" w:type="dxa"/>
-      </w:tblCellMar>
-    </w:tblPr>
-  </w:style>
-  <w:style w:type="character" w:customStyle="1" w:styleId="a7">
-    <w:name w:val="Основной текст с отступом Знак"/>
-    <w:link w:val="a6"/>
-    <w:rsid w:val="008A53E7"/>
-    <w:rPr>
-      <w:sz w:val="28"/>
-      <w:szCs w:val="24"/>
-    </w:rPr>
-  </w:style>
-  <w:style w:type="paragraph" w:customStyle="1" w:styleId="Default">
-    <w:name w:val="Default"/>
-    <w:rsid w:val="008A53E7"/>
-    <w:pPr>
-      <w:autoSpaceDE w:val="0"/>
-      <w:autoSpaceDN w:val="0"/>
-      <w:adjustRightInd w:val="0"/>
-    </w:pPr>
-    <w:rPr>
-      <w:color w:val="000000"/>
-      <w:sz w:val="24"/>
-      <w:szCs w:val="24"/>
-    </w:rPr>
-  </w:style>
-  <w:style w:type="paragraph" w:styleId="a9">
-    <w:name w:val="Body Text"/>
-    <w:basedOn w:val="a1"/>
-    <w:link w:val="aa"/>
-    <w:rsid w:val="00A3784B"/>
-    <w:pPr>
-      <w:spacing w:after="120"/>
-    </w:pPr>
-  </w:style>
-  <w:style w:type="character" w:customStyle="1" w:styleId="aa">
-    <w:name w:val="Основной текст Знак"/>
-    <w:link w:val="a9"/>
-    <w:rsid w:val="00A3784B"/>
-    <w:rPr>
-      <w:sz w:val="24"/>
-      <w:szCs w:val="24"/>
-    </w:rPr>
-  </w:style>
-  <w:style w:type="paragraph" w:customStyle="1" w:styleId="10">
-    <w:name w:val="Обычный (веб)1"/>
-    <w:basedOn w:val="a1"/>
-    <w:rsid w:val="00A3784B"/>
-    <w:pPr>
-      <w:spacing w:before="100" w:beforeAutospacing="1" w:after="100" w:afterAutospacing="1"/>
-    </w:pPr>
-    <w:rPr>
-      <w:rFonts w:ascii="Arial Unicode MS" w:eastAsia="Arial Unicode MS" w:hAnsi="Arial Unicode MS" w:cs="Arial Unicode MS"/>
-    </w:rPr>
-  </w:style>
-  <w:style w:type="character" w:styleId="ab">
-    <w:name w:val="annotation reference"/>
-    <w:rsid w:val="00BA204E"/>
-    <w:rPr>
-      <w:sz w:val="16"/>
-      <w:szCs w:val="16"/>
-    </w:rPr>
-  </w:style>
-  <w:style w:type="paragraph" w:styleId="ac">
-    <w:name w:val="annotation text"/>
-    <w:basedOn w:val="a1"/>
-    <w:link w:val="ad"/>
-    <w:rsid w:val="00BA204E"/>
-    <w:rPr>
-      <w:sz w:val="20"/>
-      <w:szCs w:val="20"/>
-    </w:rPr>
-  </w:style>
-  <w:style w:type="character" w:customStyle="1" w:styleId="ad">
-    <w:name w:val="Текст примечания Знак"/>
-    <w:basedOn w:val="a2"/>
-    <w:link w:val="ac"/>
-    <w:rsid w:val="00BA204E"/>
-  </w:style>
-  <w:style w:type="paragraph" w:styleId="ae">
-    <w:name w:val="annotation subject"/>
-    <w:basedOn w:val="ac"/>
-    <w:next w:val="ac"/>
-    <w:link w:val="af"/>
-    <w:rsid w:val="00BA204E"/>
-    <w:rPr>
-      <w:b/>
-      <w:bCs/>
-    </w:rPr>
-  </w:style>
-  <w:style w:type="character" w:customStyle="1" w:styleId="af">
-    <w:name w:val="Тема примечания Знак"/>
-    <w:link w:val="ae"/>
-    <w:rsid w:val="00BA204E"/>
-    <w:rPr>
-      <w:b/>
-      <w:bCs/>
-    </w:rPr>
-  </w:style>
-  <w:style w:type="paragraph" w:styleId="af0">
-    <w:name w:val="header"/>
-    <w:basedOn w:val="a1"/>
-    <w:link w:val="af1"/>
-    <w:rsid w:val="00BA204E"/>
-    <w:pPr>
-      <w:tabs>
-        <w:tab w:val="center" w:pos="4677"/>
-        <w:tab w:val="right" w:pos="9355"/>
-      </w:tabs>
-    </w:pPr>
-  </w:style>
-  <w:style w:type="character" w:customStyle="1" w:styleId="af1">
-    <w:name w:val="Верхний колонтитул Знак"/>
-    <w:link w:val="af0"/>
-    <w:rsid w:val="00BA204E"/>
-    <w:rPr>
-      <w:sz w:val="24"/>
-      <w:szCs w:val="24"/>
-    </w:rPr>
-  </w:style>
-  <w:style w:type="paragraph" w:styleId="af2">
-    <w:name w:val="footer"/>
-    <w:basedOn w:val="a1"/>
-    <w:link w:val="af3"/>
-    <w:uiPriority w:val="99"/>
-    <w:rsid w:val="00BA204E"/>
-    <w:pPr>
-      <w:tabs>
-        <w:tab w:val="center" w:pos="4677"/>
-        <w:tab w:val="right" w:pos="9355"/>
-      </w:tabs>
-    </w:pPr>
-  </w:style>
-  <w:style w:type="character" w:customStyle="1" w:styleId="af3">
-    <w:name w:val="Нижний колонтитул Знак"/>
-    <w:link w:val="af2"/>
-    <w:uiPriority w:val="99"/>
-    <w:rsid w:val="00BA204E"/>
-    <w:rPr>
-      <w:sz w:val="24"/>
-      <w:szCs w:val="24"/>
-    </w:rPr>
-  </w:style>
-  <w:style w:type="paragraph" w:customStyle="1" w:styleId="af4">
-    <w:name w:val="Код"/>
-    <w:basedOn w:val="a1"/>
-    <w:qFormat/>
-    <w:rsid w:val="00567304"/>
-    <w:pPr>
-      <w:keepNext/>
-      <w:keepLines/>
-      <w:spacing w:before="120" w:after="120" w:line="240" w:lineRule="auto"/>
-      <w:ind w:firstLine="0"/>
-      <w:contextualSpacing/>
-      <w:jc w:val="left"/>
-    </w:pPr>
-    <w:rPr>
-      <w:rFonts w:ascii="Courier New" w:hAnsi="Courier New" w:cs="Courier New"/>
-      <w:sz w:val="20"/>
-      <w:szCs w:val="20"/>
-    </w:rPr>
-  </w:style>
-  <w:style w:type="paragraph" w:styleId="af5">
-    <w:name w:val="TOC Heading"/>
-    <w:basedOn w:val="1"/>
-    <w:next w:val="a1"/>
-    <w:uiPriority w:val="39"/>
-    <w:unhideWhenUsed/>
-    <w:qFormat/>
-    <w:rsid w:val="00223803"/>
-    <w:pPr>
-      <w:keepLines/>
-      <w:spacing w:before="240" w:after="0" w:line="259" w:lineRule="auto"/>
-      <w:jc w:val="left"/>
-      <w:outlineLvl w:val="9"/>
-    </w:pPr>
-    <w:rPr>
-      <w:rFonts w:ascii="Calibri Light" w:hAnsi="Calibri Light"/>
-      <w:b w:val="0"/>
-      <w:bCs w:val="0"/>
-      <w:caps w:val="0"/>
-      <w:color w:val="2F5496"/>
-      <w:sz w:val="32"/>
-      <w:szCs w:val="32"/>
-    </w:rPr>
-  </w:style>
-  <w:style w:type="paragraph" w:styleId="11">
-    <w:name w:val="toc 1"/>
-    <w:basedOn w:val="a1"/>
-    <w:next w:val="a1"/>
-    <w:autoRedefine/>
-    <w:uiPriority w:val="39"/>
-    <w:rsid w:val="00A60AC6"/>
-    <w:pPr>
-      <w:tabs>
-        <w:tab w:val="right" w:leader="dot" w:pos="9345"/>
-      </w:tabs>
-      <w:ind w:left="284" w:hanging="284"/>
-    </w:pPr>
-  </w:style>
-  <w:style w:type="character" w:styleId="af6">
-    <w:name w:val="Hyperlink"/>
-    <w:uiPriority w:val="99"/>
-    <w:unhideWhenUsed/>
-    <w:rsid w:val="00B945DB"/>
-    <w:rPr>
-      <w:rFonts w:ascii="Times New Roman" w:hAnsi="Times New Roman"/>
-      <w:color w:val="auto"/>
-      <w:sz w:val="28"/>
-      <w:u w:val="none"/>
-    </w:rPr>
-  </w:style>
-  <w:style w:type="paragraph" w:customStyle="1" w:styleId="12">
-    <w:name w:val="Заголовок 1 без нумерации и прописных"/>
-    <w:basedOn w:val="1"/>
-    <w:qFormat/>
-    <w:rsid w:val="00F24F1E"/>
-    <w:pPr>
-      <w:numPr>
-        <w:numId w:val="0"/>
-      </w:numPr>
-    </w:pPr>
-    <w:rPr>
-      <w:caps w:val="0"/>
-    </w:rPr>
-  </w:style>
-  <w:style w:type="character" w:customStyle="1" w:styleId="20">
-    <w:name w:val="Заголовок 2 Знак"/>
-    <w:link w:val="2"/>
-    <w:rsid w:val="0023266A"/>
-    <w:rPr>
-      <w:b/>
-      <w:bCs/>
-      <w:sz w:val="28"/>
-      <w:szCs w:val="24"/>
-    </w:rPr>
-  </w:style>
-  <w:style w:type="character" w:customStyle="1" w:styleId="50">
-    <w:name w:val="Заголовок 5 Знак"/>
-    <w:link w:val="5"/>
-    <w:semiHidden/>
-    <w:rsid w:val="00F24F1E"/>
-    <w:rPr>
-      <w:rFonts w:ascii="Calibri" w:eastAsia="Times New Roman" w:hAnsi="Calibri" w:cs="Times New Roman"/>
-      <w:b/>
-      <w:bCs/>
-      <w:i/>
-      <w:iCs/>
-      <w:sz w:val="26"/>
-      <w:szCs w:val="26"/>
-    </w:rPr>
-  </w:style>
-  <w:style w:type="character" w:customStyle="1" w:styleId="60">
-    <w:name w:val="Заголовок 6 Знак"/>
-    <w:link w:val="6"/>
-    <w:semiHidden/>
-    <w:rsid w:val="00F24F1E"/>
-    <w:rPr>
-      <w:rFonts w:ascii="Calibri" w:eastAsia="Times New Roman" w:hAnsi="Calibri" w:cs="Times New Roman"/>
-      <w:b/>
-      <w:bCs/>
-      <w:sz w:val="22"/>
-      <w:szCs w:val="22"/>
-    </w:rPr>
-  </w:style>
-  <w:style w:type="character" w:customStyle="1" w:styleId="70">
-    <w:name w:val="Заголовок 7 Знак"/>
-    <w:link w:val="7"/>
-    <w:semiHidden/>
-    <w:rsid w:val="00F24F1E"/>
-    <w:rPr>
-      <w:rFonts w:ascii="Calibri" w:eastAsia="Times New Roman" w:hAnsi="Calibri" w:cs="Times New Roman"/>
-      <w:sz w:val="24"/>
-      <w:szCs w:val="24"/>
-    </w:rPr>
-  </w:style>
-  <w:style w:type="character" w:customStyle="1" w:styleId="80">
-    <w:name w:val="Заголовок 8 Знак"/>
-    <w:link w:val="8"/>
-    <w:semiHidden/>
-    <w:rsid w:val="00F24F1E"/>
-    <w:rPr>
-      <w:rFonts w:ascii="Calibri" w:eastAsia="Times New Roman" w:hAnsi="Calibri" w:cs="Times New Roman"/>
-      <w:i/>
-      <w:iCs/>
-      <w:sz w:val="24"/>
-      <w:szCs w:val="24"/>
-    </w:rPr>
-  </w:style>
-  <w:style w:type="character" w:customStyle="1" w:styleId="90">
-    <w:name w:val="Заголовок 9 Знак"/>
-    <w:link w:val="9"/>
-    <w:semiHidden/>
-    <w:rsid w:val="00F24F1E"/>
-    <w:rPr>
-      <w:rFonts w:ascii="Calibri Light" w:eastAsia="Times New Roman" w:hAnsi="Calibri Light" w:cs="Times New Roman"/>
-      <w:sz w:val="22"/>
-      <w:szCs w:val="22"/>
-    </w:rPr>
-  </w:style>
-  <w:style w:type="paragraph" w:customStyle="1" w:styleId="a0">
-    <w:name w:val="нумерованный список"/>
-    <w:basedOn w:val="a1"/>
-    <w:qFormat/>
-    <w:rsid w:val="00597C9B"/>
-    <w:pPr>
-      <w:numPr>
-        <w:numId w:val="4"/>
-      </w:numPr>
-      <w:tabs>
-        <w:tab w:val="left" w:pos="1134"/>
-      </w:tabs>
-      <w:ind w:left="0" w:firstLine="709"/>
-    </w:pPr>
-  </w:style>
-  <w:style w:type="paragraph" w:customStyle="1" w:styleId="a">
-    <w:name w:val="маркерованный список"/>
-    <w:basedOn w:val="a1"/>
-    <w:qFormat/>
-    <w:rsid w:val="00482996"/>
-    <w:pPr>
-      <w:numPr>
-        <w:ilvl w:val="1"/>
-        <w:numId w:val="5"/>
-      </w:numPr>
-      <w:tabs>
-        <w:tab w:val="left" w:pos="1134"/>
-      </w:tabs>
-      <w:ind w:left="0" w:firstLine="709"/>
-    </w:pPr>
-  </w:style>
-  <w:style w:type="paragraph" w:customStyle="1" w:styleId="af7">
-    <w:name w:val="рисунок"/>
-    <w:basedOn w:val="a1"/>
-    <w:qFormat/>
-    <w:rsid w:val="00D01A01"/>
-    <w:pPr>
-      <w:keepNext/>
-      <w:ind w:firstLine="0"/>
-      <w:jc w:val="center"/>
-    </w:pPr>
-    <w:rPr>
-      <w:noProof/>
-    </w:rPr>
-  </w:style>
-  <w:style w:type="paragraph" w:styleId="af8">
-    <w:name w:val="caption"/>
-    <w:basedOn w:val="a1"/>
-    <w:next w:val="a1"/>
-    <w:unhideWhenUsed/>
-    <w:qFormat/>
-    <w:rsid w:val="00980D87"/>
-    <w:pPr>
-      <w:spacing w:after="360" w:line="240" w:lineRule="auto"/>
-      <w:ind w:firstLine="0"/>
-      <w:jc w:val="center"/>
-    </w:pPr>
-    <w:rPr>
-      <w:bCs/>
-      <w:szCs w:val="20"/>
-    </w:rPr>
-  </w:style>
-  <w:style w:type="paragraph" w:styleId="af9">
-    <w:name w:val="List Paragraph"/>
-    <w:basedOn w:val="a1"/>
-    <w:uiPriority w:val="34"/>
-    <w:qFormat/>
-    <w:rsid w:val="00932FE5"/>
-    <w:pPr>
-      <w:ind w:left="720"/>
-      <w:contextualSpacing/>
-    </w:pPr>
-    <w:rPr>
-      <w:rFonts w:eastAsiaTheme="minorHAnsi" w:cstheme="minorBidi"/>
-      <w:sz w:val="24"/>
-      <w:szCs w:val="22"/>
-      <w:lang w:eastAsia="en-US"/>
-    </w:rPr>
-  </w:style>
-  <w:style w:type="character" w:customStyle="1" w:styleId="UnresolvedMention">
-    <w:name w:val="Unresolved Mention"/>
-    <w:basedOn w:val="a2"/>
-    <w:uiPriority w:val="99"/>
-    <w:semiHidden/>
-    <w:unhideWhenUsed/>
-    <w:rsid w:val="00F27077"/>
-    <w:rPr>
-      <w:color w:val="605E5C"/>
-      <w:shd w:val="clear" w:color="auto" w:fill="E1DFDD"/>
-    </w:rPr>
-  </w:style>
-  <w:style w:type="paragraph" w:styleId="21">
-    <w:name w:val="toc 2"/>
-    <w:basedOn w:val="a1"/>
-    <w:next w:val="a1"/>
-    <w:autoRedefine/>
-    <w:uiPriority w:val="39"/>
-    <w:rsid w:val="00B95131"/>
-    <w:pPr>
-      <w:ind w:left="278" w:firstLine="0"/>
-    </w:pPr>
-  </w:style>
-  <w:style w:type="paragraph" w:customStyle="1" w:styleId="13">
+  <w:style w:type="paragraph" w:customStyle="1" w:styleId="14">
     <w:name w:val="Заголовок 1 без уровня"/>
     <w:basedOn w:val="12"/>
     <w:qFormat/>
@@ -3521,7 +2721,7 @@
   <a:extraClrSchemeLst/>
   <a:extLst>
     <a:ext uri="{05A4C25C-085E-4340-85A3-A5531E510DB2}">
-      <thm15:themeFamily xmlns:thm15="http://schemas.microsoft.com/office/thememl/2012/main" xmlns="" name="Office Theme" id="{62F939B6-93AF-4DB8-9C6B-D6C7DFDC589F}" vid="{4A3C46E8-61CC-4603-A589-7422A47A8E4A}"/>
+      <thm15:themeFamily xmlns:thm15="http://schemas.microsoft.com/office/thememl/2012/main" name="Office Theme" id="{62F939B6-93AF-4DB8-9C6B-D6C7DFDC589F}" vid="{4A3C46E8-61CC-4603-A589-7422A47A8E4A}"/>
     </a:ext>
   </a:extLst>
 </a:theme>

--- a/КУРСОВАЯ_ООП/3_подраздел.docx
+++ b/КУРСОВАЯ_ООП/3_подраздел.docx
@@ -8,7 +8,7 @@
         <w:keepNext/>
         <w:numPr>
           <w:ilvl w:val="0"/>
-          <w:numId w:val="13"/>
+          <w:numId w:val="14"/>
         </w:numPr>
       </w:pPr>
       <w:r>
@@ -35,7 +35,19 @@
         <w:t>игру, в</w:t>
       </w:r>
       <w:r>
-        <w:t xml:space="preserve"> которой необходимо составлять слова с помощью букв на квадратном поле. Слова должны быть реальными, не используя аббревиатур</w:t>
+        <w:t xml:space="preserve"> которой необходимо составлять слова с помощью букв на квадратном поле</w:t>
+      </w:r>
+      <w:r>
+        <w:t> 5 на 5</w:t>
+      </w:r>
+      <w:r>
+        <w:t xml:space="preserve">. </w:t>
+      </w:r>
+      <w:r>
+        <w:t>Основной задачей является создание максимального количества слов, допустимых приложением, то есть с</w:t>
+      </w:r>
+      <w:r>
+        <w:t>лова должны быть реальными, не используя аббревиатур</w:t>
       </w:r>
       <w:r>
         <w:t xml:space="preserve"> и </w:t>
@@ -46,26 +58,151 @@
     </w:p>
     <w:p>
       <w:r>
-        <w:t xml:space="preserve">Целевой аудиторией </w:t>
-      </w:r>
-      <w:r>
-        <w:t xml:space="preserve">являются семейные пары, компании друзей, знакомых, </w:t>
-      </w:r>
-      <w:r>
-        <w:t>желающие провести время с пользой. Пользователи используют один общий компьютер, с помощью которого происходит весь процесс игры.</w:t>
+        <w:t>Целевой аудиторией являются семейные пары, компании друзей, знакомых</w:t>
+      </w:r>
+      <w:r>
+        <w:t>, образовательных учреждений, филологам, любителям кроссвордов</w:t>
+      </w:r>
+      <w:r>
+        <w:t xml:space="preserve">. Пользователи используют один общий компьютер, </w:t>
+      </w:r>
+      <w:r>
+        <w:t xml:space="preserve">мышь и клавиатуру, </w:t>
+      </w:r>
+      <w:r>
+        <w:t>с помощью котор</w:t>
+      </w:r>
+      <w:r>
+        <w:t>ых</w:t>
+      </w:r>
+      <w:r>
+        <w:t xml:space="preserve"> происходит весь процесс игры.</w:t>
+      </w:r>
+      <w:r>
+        <w:t xml:space="preserve"> Поддерживается исключительно полноэкранный режим.</w:t>
       </w:r>
     </w:p>
     <w:p>
       <w:r>
-        <w:t>«Балда» состоит из игрового поля 5 на 5, в центре поля записывается исходно слово из пяти букв, далее игроки (от двух до пяти) добавляют на поле по одной букве, чтобы получилось слово. Игра заканчивается, когда на поле или не остаётся свободного места, или нельзя сформировать слово.</w:t>
+        <w:t xml:space="preserve">Целью </w:t>
+      </w:r>
+      <w:r>
+        <w:t>пользователей</w:t>
+      </w:r>
+      <w:r>
+        <w:t xml:space="preserve"> является составление максимального количества слов, используя представленные буквы на поле. </w:t>
+      </w:r>
+      <w:r>
+        <w:t>В процессе игры пользователи развивают креативное мышление, логику, улучшают знания языка, путём развития словарного запаса.</w:t>
       </w:r>
     </w:p>
     <w:p>
       <w:r>
-        <w:t xml:space="preserve">Целью приложения является составление максимального количества слов, используя представленные буквы на поле. </w:t>
-      </w:r>
-      <w:r>
-        <w:t>В процессе игры пользователи развивают креативное мышление, логику, улучшают знания языка, путём развития словарного запаса.</w:t>
+        <w:t>Предметом автоматизации является автоматизация игрового процесса, то есть управление последовательностью ходов пользователей, проверка существования слов, подсчёт очков. Поддержка одиночного и многопользовательского режимов.</w:t>
+      </w:r>
+    </w:p>
+    <w:p>
+      <w:r>
+        <w:t>Пользовательские сценарии:</w:t>
+      </w:r>
+    </w:p>
+    <w:p>
+      <w:pPr>
+        <w:pStyle w:val="a0"/>
+      </w:pPr>
+      <w:r>
+        <w:t>Начало игры с выбор</w:t>
+      </w:r>
+      <w:r>
+        <w:t>ом</w:t>
+      </w:r>
+      <w:r>
+        <w:t xml:space="preserve"> количества игроков</w:t>
+      </w:r>
+      <w:r>
+        <w:t>.</w:t>
+      </w:r>
+    </w:p>
+    <w:p>
+      <w:pPr>
+        <w:pStyle w:val="a0"/>
+      </w:pPr>
+      <w:r>
+        <w:t>Формирование начального слова случайным игроком</w:t>
+      </w:r>
+      <w:r>
+        <w:t>.</w:t>
+      </w:r>
+    </w:p>
+    <w:p>
+      <w:pPr>
+        <w:pStyle w:val="a0"/>
+      </w:pPr>
+      <w:r>
+        <w:t>Последовательное введение букв поочерёдно пользователями</w:t>
+      </w:r>
+      <w:r>
+        <w:t>.</w:t>
+      </w:r>
+    </w:p>
+    <w:p>
+      <w:pPr>
+        <w:pStyle w:val="a0"/>
+      </w:pPr>
+      <w:r>
+        <w:t>Проверка существования полученного слова</w:t>
+      </w:r>
+      <w:r>
+        <w:t>.</w:t>
+      </w:r>
+    </w:p>
+    <w:p>
+      <w:pPr>
+        <w:pStyle w:val="a0"/>
+      </w:pPr>
+      <w:r>
+        <w:t>Просмотр текущей статистики</w:t>
+      </w:r>
+      <w:r>
+        <w:t>.</w:t>
+      </w:r>
+    </w:p>
+    <w:p>
+      <w:pPr>
+        <w:pStyle w:val="a0"/>
+      </w:pPr>
+      <w:r>
+        <w:t>Настройки параметров приложения.</w:t>
+      </w:r>
+    </w:p>
+    <w:p>
+      <w:r>
+        <w:t xml:space="preserve">Более подробно описывая, получим, что игра </w:t>
+      </w:r>
+      <w:r>
+        <w:t xml:space="preserve">«Балда» состоит из игрового поля 5 на 5, в центре поля записывается исходно слово из пяти букв, которое выделено жирным шрифтом, чтобы выделялось на фоне </w:t>
+      </w:r>
+      <w:r>
+        <w:lastRenderedPageBreak/>
+        <w:t>остальных, далее игроки (от двух до пяти) добавляют на поле по одной букве, чтобы получилось слово. Игра заканчивается, когда на поле или не остаётся свободного места, или нельзя сформировать слово.</w:t>
+      </w:r>
+    </w:p>
+    <w:p>
+      <w:r>
+        <w:t>При запуске приложения перед пользователем появляется окно, в котором на выбор представлены кнопки: «Запуск» и «Настройки». В настройках приложения пользователь регулирует размер поля, а также громкость музыкального сопровождения. Снизу сбоку будет поставлена кнопка, нажав на которую, пользователя перебрасывает в браузер в текстовой документ, в котором представлены все допустимые слова.</w:t>
+      </w:r>
+    </w:p>
+    <w:p>
+      <w:r>
+        <w:t>Нажав на кнопку запуска, пользователь попадает в следующее окно, в котором необходимо указать количество игроков, внести их имена или псевдонимы, а также зеленая кнопка «запуск». Оказавшись на игровом поле, случайным образом определяется игрок, который начнёт игру, написав первое слово по горизонтали на поле. Далее идёт порядок, как при внесении игроков, начиная с выбранного участника. Пример: три игрока, назовём их Андрей, Василий, Михаил. Оказавшись на поле, случайным образом выбирается пользователь Василий, который вписывает слово. Далее порядок идёт: Михаил – Андрей – Василий, затем по кругу.</w:t>
+      </w:r>
+    </w:p>
+    <w:p>
+      <w:r>
+        <w:t>За каждую букву, внесенную пользователем, не учитывая первого слова, начисляется по 5 очков. Справа сбоку будет представлена таблица подсчёта очков. По окончании игры статистика с игры будет автоматически удалена, следовательно в дальнейшем информация будет недоступна. После добавления буквы игроком, её изменение или удаление в дальнейшем невозможно</w:t>
+      </w:r>
+      <w:r>
+        <w:t>.</w:t>
       </w:r>
     </w:p>
     <w:sectPr>
@@ -428,6 +565,95 @@
     </w:lvl>
   </w:abstractNum>
   <w:abstractNum w:abstractNumId="3" w15:restartNumberingAfterBreak="0">
+    <w:nsid w:val="363F50AF"/>
+    <w:multiLevelType w:val="hybridMultilevel"/>
+    <w:tmpl w:val="25E4E15E"/>
+    <w:lvl w:ilvl="0" w:tplc="63BC9E4A">
+      <w:start w:val="3"/>
+      <w:numFmt w:val="decimal"/>
+      <w:lvlText w:val="%1"/>
+      <w:lvlJc w:val="left"/>
+      <w:pPr>
+        <w:ind w:left="720" w:hanging="360"/>
+      </w:pPr>
+      <w:rPr>
+        <w:rFonts w:hint="default"/>
+      </w:rPr>
+    </w:lvl>
+    <w:lvl w:ilvl="1" w:tplc="04190019" w:tentative="1">
+      <w:start w:val="1"/>
+      <w:numFmt w:val="lowerLetter"/>
+      <w:lvlText w:val="%2."/>
+      <w:lvlJc w:val="left"/>
+      <w:pPr>
+        <w:ind w:left="1440" w:hanging="360"/>
+      </w:pPr>
+    </w:lvl>
+    <w:lvl w:ilvl="2" w:tplc="0419001B" w:tentative="1">
+      <w:start w:val="1"/>
+      <w:numFmt w:val="lowerRoman"/>
+      <w:lvlText w:val="%3."/>
+      <w:lvlJc w:val="right"/>
+      <w:pPr>
+        <w:ind w:left="2160" w:hanging="180"/>
+      </w:pPr>
+    </w:lvl>
+    <w:lvl w:ilvl="3" w:tplc="0419000F" w:tentative="1">
+      <w:start w:val="1"/>
+      <w:numFmt w:val="decimal"/>
+      <w:lvlText w:val="%4."/>
+      <w:lvlJc w:val="left"/>
+      <w:pPr>
+        <w:ind w:left="2880" w:hanging="360"/>
+      </w:pPr>
+    </w:lvl>
+    <w:lvl w:ilvl="4" w:tplc="04190019" w:tentative="1">
+      <w:start w:val="1"/>
+      <w:numFmt w:val="lowerLetter"/>
+      <w:lvlText w:val="%5."/>
+      <w:lvlJc w:val="left"/>
+      <w:pPr>
+        <w:ind w:left="3600" w:hanging="360"/>
+      </w:pPr>
+    </w:lvl>
+    <w:lvl w:ilvl="5" w:tplc="0419001B" w:tentative="1">
+      <w:start w:val="1"/>
+      <w:numFmt w:val="lowerRoman"/>
+      <w:lvlText w:val="%6."/>
+      <w:lvlJc w:val="right"/>
+      <w:pPr>
+        <w:ind w:left="4320" w:hanging="180"/>
+      </w:pPr>
+    </w:lvl>
+    <w:lvl w:ilvl="6" w:tplc="0419000F" w:tentative="1">
+      <w:start w:val="1"/>
+      <w:numFmt w:val="decimal"/>
+      <w:lvlText w:val="%7."/>
+      <w:lvlJc w:val="left"/>
+      <w:pPr>
+        <w:ind w:left="5040" w:hanging="360"/>
+      </w:pPr>
+    </w:lvl>
+    <w:lvl w:ilvl="7" w:tplc="04190019" w:tentative="1">
+      <w:start w:val="1"/>
+      <w:numFmt w:val="lowerLetter"/>
+      <w:lvlText w:val="%8."/>
+      <w:lvlJc w:val="left"/>
+      <w:pPr>
+        <w:ind w:left="5760" w:hanging="360"/>
+      </w:pPr>
+    </w:lvl>
+    <w:lvl w:ilvl="8" w:tplc="0419001B" w:tentative="1">
+      <w:start w:val="1"/>
+      <w:numFmt w:val="lowerRoman"/>
+      <w:lvlText w:val="%9."/>
+      <w:lvlJc w:val="right"/>
+      <w:pPr>
+        <w:ind w:left="6480" w:hanging="180"/>
+      </w:pPr>
+    </w:lvl>
+  </w:abstractNum>
+  <w:abstractNum w:abstractNumId="4" w15:restartNumberingAfterBreak="0">
     <w:nsid w:val="376A29B9"/>
     <w:multiLevelType w:val="hybridMultilevel"/>
     <w:tmpl w:val="20384FFA"/>
@@ -516,7 +742,7 @@
       </w:pPr>
     </w:lvl>
   </w:abstractNum>
-  <w:abstractNum w:abstractNumId="4" w15:restartNumberingAfterBreak="0">
+  <w:abstractNum w:abstractNumId="5" w15:restartNumberingAfterBreak="0">
     <w:nsid w:val="3A30129C"/>
     <w:multiLevelType w:val="hybridMultilevel"/>
     <w:tmpl w:val="2676E6B6"/>
@@ -629,7 +855,7 @@
       </w:rPr>
     </w:lvl>
   </w:abstractNum>
-  <w:abstractNum w:abstractNumId="5" w15:restartNumberingAfterBreak="0">
+  <w:abstractNum w:abstractNumId="6" w15:restartNumberingAfterBreak="0">
     <w:nsid w:val="3C676D85"/>
     <w:multiLevelType w:val="hybridMultilevel"/>
     <w:tmpl w:val="E4AA005A"/>
@@ -742,7 +968,7 @@
       </w:rPr>
     </w:lvl>
   </w:abstractNum>
-  <w:abstractNum w:abstractNumId="6" w15:restartNumberingAfterBreak="0">
+  <w:abstractNum w:abstractNumId="7" w15:restartNumberingAfterBreak="0">
     <w:nsid w:val="416D2486"/>
     <w:multiLevelType w:val="hybridMultilevel"/>
     <w:tmpl w:val="D6086D56"/>
@@ -855,7 +1081,7 @@
       </w:rPr>
     </w:lvl>
   </w:abstractNum>
-  <w:abstractNum w:abstractNumId="7" w15:restartNumberingAfterBreak="0">
+  <w:abstractNum w:abstractNumId="8" w15:restartNumberingAfterBreak="0">
     <w:nsid w:val="68A97717"/>
     <w:multiLevelType w:val="multilevel"/>
     <w:tmpl w:val="AD2C26CA"/>
@@ -979,7 +1205,7 @@
       </w:rPr>
     </w:lvl>
   </w:abstractNum>
-  <w:abstractNum w:abstractNumId="8" w15:restartNumberingAfterBreak="0">
+  <w:abstractNum w:abstractNumId="9" w15:restartNumberingAfterBreak="0">
     <w:nsid w:val="69400935"/>
     <w:multiLevelType w:val="multilevel"/>
     <w:tmpl w:val="258A7D1E"/>
@@ -1127,7 +1353,7 @@
       </w:rPr>
     </w:lvl>
   </w:abstractNum>
-  <w:abstractNum w:abstractNumId="9" w15:restartNumberingAfterBreak="0">
+  <w:abstractNum w:abstractNumId="10" w15:restartNumberingAfterBreak="0">
     <w:nsid w:val="7C786116"/>
     <w:multiLevelType w:val="multilevel"/>
     <w:tmpl w:val="17C0655A"/>
@@ -1242,13 +1468,13 @@
     </w:lvl>
   </w:abstractNum>
   <w:num w:numId="1">
-    <w:abstractNumId w:val="8"/>
+    <w:abstractNumId w:val="9"/>
   </w:num>
   <w:num w:numId="2">
     <w:abstractNumId w:val="0"/>
   </w:num>
   <w:num w:numId="3">
-    <w:abstractNumId w:val="9"/>
+    <w:abstractNumId w:val="10"/>
   </w:num>
   <w:num w:numId="4">
     <w:abstractNumId w:val="2"/>
@@ -1257,13 +1483,13 @@
     <w:abstractNumId w:val="1"/>
   </w:num>
   <w:num w:numId="6">
-    <w:abstractNumId w:val="6"/>
+    <w:abstractNumId w:val="7"/>
   </w:num>
   <w:num w:numId="7">
-    <w:abstractNumId w:val="4"/>
+    <w:abstractNumId w:val="5"/>
   </w:num>
   <w:num w:numId="8">
-    <w:abstractNumId w:val="5"/>
+    <w:abstractNumId w:val="6"/>
   </w:num>
   <w:num w:numId="9">
     <w:abstractNumId w:val="2"/>
@@ -1278,7 +1504,7 @@
     </w:lvlOverride>
   </w:num>
   <w:num w:numId="11">
-    <w:abstractNumId w:val="7"/>
+    <w:abstractNumId w:val="8"/>
   </w:num>
   <w:num w:numId="12">
     <w:abstractNumId w:val="2"/>
@@ -1287,6 +1513,9 @@
     </w:lvlOverride>
   </w:num>
   <w:num w:numId="13">
+    <w:abstractNumId w:val="4"/>
+  </w:num>
+  <w:num w:numId="14">
     <w:abstractNumId w:val="3"/>
   </w:num>
 </w:numbering>
@@ -1448,7 +1677,10 @@
     <w:lsdException w:name="Table Subtle 1" w:semiHidden="1" w:unhideWhenUsed="1"/>
     <w:lsdException w:name="Table Subtle 2" w:semiHidden="1" w:unhideWhenUsed="1"/>
     <w:lsdException w:name="Table Web 1" w:semiHidden="1" w:unhideWhenUsed="1"/>
+    <w:lsdException w:name="Table Web 2" w:semiHidden="1" w:unhideWhenUsed="1"/>
+    <w:lsdException w:name="Table Web 3" w:semiHidden="1" w:unhideWhenUsed="1"/>
     <w:lsdException w:name="Table Grid" w:uiPriority="39"/>
+    <w:lsdException w:name="Table Theme" w:semiHidden="1" w:unhideWhenUsed="1"/>
     <w:lsdException w:name="Placeholder Text" w:semiHidden="1" w:uiPriority="99"/>
     <w:lsdException w:name="No Spacing" w:uiPriority="1" w:qFormat="1"/>
     <w:lsdException w:name="Light Shading" w:uiPriority="60"/>

--- a/КУРСОВАЯ_ООП/3_подраздел.docx
+++ b/КУРСОВАЯ_ООП/3_подраздел.docx
@@ -1,6 +1,6 @@
 
 <file path=word/document.xml><?xml version="1.0" encoding="utf-8"?>
-<w:document xmlns:wpc="http://schemas.microsoft.com/office/word/2010/wordprocessingCanvas" xmlns:cx="http://schemas.microsoft.com/office/drawing/2014/chartex" xmlns:cx1="http://schemas.microsoft.com/office/drawing/2015/9/8/chartex" xmlns:cx2="http://schemas.microsoft.com/office/drawing/2015/10/21/chartex" xmlns:cx3="http://schemas.microsoft.com/office/drawing/2016/5/9/chartex" xmlns:cx4="http://schemas.microsoft.com/office/drawing/2016/5/10/chartex" xmlns:cx5="http://schemas.microsoft.com/office/drawing/2016/5/11/chartex" xmlns:cx6="http://schemas.microsoft.com/office/drawing/2016/5/12/chartex" xmlns:cx7="http://schemas.microsoft.com/office/drawing/2016/5/13/chartex" xmlns:cx8="http://schemas.microsoft.com/office/drawing/2016/5/14/chartex" xmlns:mc="http://schemas.openxmlformats.org/markup-compatibility/2006" xmlns:aink="http://schemas.microsoft.com/office/drawing/2016/ink" xmlns:am3d="http://schemas.microsoft.com/office/drawing/2017/model3d" xmlns:o="urn:schemas-microsoft-com:office:office" xmlns:r="http://schemas.openxmlformats.org/officeDocument/2006/relationships" xmlns:m="http://schemas.openxmlformats.org/officeDocument/2006/math" xmlns:v="urn:schemas-microsoft-com:vml" xmlns:wp14="http://schemas.microsoft.com/office/word/2010/wordprocessingDrawing" xmlns:wp="http://schemas.openxmlformats.org/drawingml/2006/wordprocessingDrawing" xmlns:w10="urn:schemas-microsoft-com:office:word" xmlns:w="http://schemas.openxmlformats.org/wordprocessingml/2006/main" xmlns:w14="http://schemas.microsoft.com/office/word/2010/wordml" xmlns:w15="http://schemas.microsoft.com/office/word/2012/wordml" xmlns:w16cex="http://schemas.microsoft.com/office/word/2018/wordml/cex" xmlns:w16cid="http://schemas.microsoft.com/office/word/2016/wordml/cid" xmlns:w16="http://schemas.microsoft.com/office/word/2018/wordml" xmlns:w16sdtdh="http://schemas.microsoft.com/office/word/2020/wordml/sdtdatahash" xmlns:w16se="http://schemas.microsoft.com/office/word/2015/wordml/symex" xmlns:wpg="http://schemas.microsoft.com/office/word/2010/wordprocessingGroup" xmlns:wpi="http://schemas.microsoft.com/office/word/2010/wordprocessingInk" xmlns:wne="http://schemas.microsoft.com/office/word/2006/wordml" xmlns:wps="http://schemas.microsoft.com/office/word/2010/wordprocessingShape" mc:Ignorable="w14 w15 w16se w16cid w16 w16cex w16sdtdh wp14">
+<w:document xmlns:wpc="http://schemas.microsoft.com/office/word/2010/wordprocessingCanvas" xmlns:cx="http://schemas.microsoft.com/office/drawing/2014/chartex" xmlns:cx1="http://schemas.microsoft.com/office/drawing/2015/9/8/chartex" xmlns:cx2="http://schemas.microsoft.com/office/drawing/2015/10/21/chartex" xmlns:cx3="http://schemas.microsoft.com/office/drawing/2016/5/9/chartex" xmlns:cx4="http://schemas.microsoft.com/office/drawing/2016/5/10/chartex" xmlns:cx5="http://schemas.microsoft.com/office/drawing/2016/5/11/chartex" xmlns:cx6="http://schemas.microsoft.com/office/drawing/2016/5/12/chartex" xmlns:cx7="http://schemas.microsoft.com/office/drawing/2016/5/13/chartex" xmlns:cx8="http://schemas.microsoft.com/office/drawing/2016/5/14/chartex" xmlns:mc="http://schemas.openxmlformats.org/markup-compatibility/2006" xmlns:aink="http://schemas.microsoft.com/office/drawing/2016/ink" xmlns:am3d="http://schemas.microsoft.com/office/drawing/2017/model3d" xmlns:o="urn:schemas-microsoft-com:office:office" xmlns:oel="http://schemas.microsoft.com/office/2019/extlst" xmlns:r="http://schemas.openxmlformats.org/officeDocument/2006/relationships" xmlns:m="http://schemas.openxmlformats.org/officeDocument/2006/math" xmlns:v="urn:schemas-microsoft-com:vml" xmlns:wp14="http://schemas.microsoft.com/office/word/2010/wordprocessingDrawing" xmlns:wp="http://schemas.openxmlformats.org/drawingml/2006/wordprocessingDrawing" xmlns:w10="urn:schemas-microsoft-com:office:word" xmlns:w="http://schemas.openxmlformats.org/wordprocessingml/2006/main" xmlns:w14="http://schemas.microsoft.com/office/word/2010/wordml" xmlns:w15="http://schemas.microsoft.com/office/word/2012/wordml" xmlns:w16cex="http://schemas.microsoft.com/office/word/2018/wordml/cex" xmlns:w16cid="http://schemas.microsoft.com/office/word/2016/wordml/cid" xmlns:w16="http://schemas.microsoft.com/office/word/2018/wordml" xmlns:w16sdtdh="http://schemas.microsoft.com/office/word/2020/wordml/sdtdatahash" xmlns:w16se="http://schemas.microsoft.com/office/word/2015/wordml/symex" xmlns:wpg="http://schemas.microsoft.com/office/word/2010/wordprocessingGroup" xmlns:wpi="http://schemas.microsoft.com/office/word/2010/wordprocessingInk" xmlns:wne="http://schemas.microsoft.com/office/word/2006/wordml" xmlns:wps="http://schemas.microsoft.com/office/word/2010/wordprocessingShape" mc:Ignorable="w14 w15 w16se w16cid w16 w16cex w16sdtdh wp14">
   <w:body>
     <w:p>
       <w:pPr>
@@ -17,43 +17,7 @@
     </w:p>
     <w:p>
       <w:r>
-        <w:t>Приложение</w:t>
-      </w:r>
-      <w:r>
-        <w:t xml:space="preserve"> «Балда», подразумевающ</w:t>
-      </w:r>
-      <w:r>
-        <w:t>ее</w:t>
-      </w:r>
-      <w:r>
-        <w:t xml:space="preserve"> собой </w:t>
-      </w:r>
-      <w:r>
-        <w:t xml:space="preserve">лингвистическую </w:t>
-      </w:r>
-      <w:r>
-        <w:t>игру, в</w:t>
-      </w:r>
-      <w:r>
-        <w:t xml:space="preserve"> которой необходимо составлять слова с помощью букв на квадратном поле</w:t>
-      </w:r>
-      <w:r>
-        <w:t> 5 на 5</w:t>
-      </w:r>
-      <w:r>
-        <w:t xml:space="preserve">. </w:t>
-      </w:r>
-      <w:r>
-        <w:t>Основной задачей является создание максимального количества слов, допустимых приложением, то есть с</w:t>
-      </w:r>
-      <w:r>
-        <w:t>лова должны быть реальными, не используя аббревиатур</w:t>
-      </w:r>
-      <w:r>
-        <w:t xml:space="preserve"> и </w:t>
-      </w:r>
-      <w:r>
-        <w:t>сокращений.</w:t>
+        <w:t>Игра «Балда» построена на следующих правилах. В центральной строке игрового поля 5 на 5 автоматически размещается начальное слово из пяти букв, которое визуально выделяется для отличия от букв, добавляемых в процессе игры. Задача игрока состоит в том, чтобы добавлять на свободные клетки поля по одной букве за ход, формируя из неё и уже существующих на поле букв новые слова.</w:t>
       </w:r>
     </w:p>
     <w:p>
@@ -84,16 +48,7 @@
     </w:p>
     <w:p>
       <w:r>
-        <w:t xml:space="preserve">Целью </w:t>
-      </w:r>
-      <w:r>
-        <w:t>пользователей</w:t>
-      </w:r>
-      <w:r>
-        <w:t xml:space="preserve"> является составление максимального количества слов, используя представленные буквы на поле. </w:t>
-      </w:r>
-      <w:r>
-        <w:t>В процессе игры пользователи развивают креативное мышление, логику, улучшают знания языка, путём развития словарного запаса.</w:t>
+        <w:t>Основной целью пользователей является максимизация количества составленных слов и набранных очков в ограниченный промежуток времени. В процессе игры пользователи развивают креативное мышление, тренируют скорость реакции и принятия решений, расширяют словарный запас и улучшают знание русского языка.</w:t>
       </w:r>
     </w:p>
     <w:p>
@@ -102,107 +57,111 @@
       </w:r>
     </w:p>
     <w:p>
+      <w:pPr>
+        <w:pStyle w:val="a0"/>
+        <w:numPr>
+          <w:ilvl w:val="0"/>
+          <w:numId w:val="0"/>
+        </w:numPr>
+        <w:ind w:firstLine="709"/>
+      </w:pPr>
       <w:r>
-        <w:t>Пользовательские сценарии:</w:t>
+        <w:t>Типичный сценарий взаимодействия пользователя с приложением включает следующую последовательность действий:</w:t>
       </w:r>
     </w:p>
     <w:p>
       <w:pPr>
         <w:pStyle w:val="a0"/>
+        <w:numPr>
+          <w:ilvl w:val="0"/>
+          <w:numId w:val="0"/>
+        </w:numPr>
+        <w:ind w:firstLine="709"/>
       </w:pPr>
       <w:r>
-        <w:t>Начало игры с выбор</w:t>
-      </w:r>
-      <w:r>
-        <w:t>ом</w:t>
-      </w:r>
-      <w:r>
-        <w:t xml:space="preserve"> количества игроков</w:t>
-      </w:r>
-      <w:r>
-        <w:t>.</w:t>
+        <w:t>Запуск игровой сессии. Пользователь запускает приложение, после чего на экране отображается игровое поле с панелью управления. Нажатие кнопки Start инициирует начало игры: в центральной строке поля автоматически генерируется начальное слово из пяти букв, запускается двухминутный таймер обратного отсчёта.</w:t>
       </w:r>
     </w:p>
     <w:p>
       <w:pPr>
         <w:pStyle w:val="a0"/>
+        <w:numPr>
+          <w:ilvl w:val="0"/>
+          <w:numId w:val="0"/>
+        </w:numPr>
+        <w:ind w:firstLine="709"/>
       </w:pPr>
       <w:r>
-        <w:t>Формирование начального слова случайным игроком</w:t>
-      </w:r>
-      <w:r>
-        <w:t>.</w:t>
+        <w:lastRenderedPageBreak/>
+        <w:t>Составление слова. Пользователь последовательно выбирает клетки на игровом поле, формируя цепочку смежных букв, которая образует слово. Вновь добавляемая буква размещается на свободной клетке, смежной с уже занятыми.</w:t>
       </w:r>
     </w:p>
     <w:p>
       <w:pPr>
         <w:pStyle w:val="a0"/>
+        <w:numPr>
+          <w:ilvl w:val="0"/>
+          <w:numId w:val="0"/>
+        </w:numPr>
+        <w:ind w:firstLine="709"/>
       </w:pPr>
       <w:r>
-        <w:t>Последовательное введение букв поочерёдно пользователями</w:t>
+        <w:t xml:space="preserve">Подтверждение слова. После того как слово составлено, пользователь нажимает кнопку </w:t>
       </w:r>
+      <w:proofErr w:type="spellStart"/>
       <w:r>
-        <w:t>.</w:t>
+        <w:t>Apply</w:t>
+      </w:r>
+      <w:proofErr w:type="spellEnd"/>
+      <w:r>
+        <w:t>. Приложение проверяет составленное слово по встроенному словарю. Если слово существует и соответствует игровым правилам, добавленная буква фиксируется на поле, игроку начисляются очки. В случае если слово не прошло проверку, отображается соответствующее уведомление, и игрок должен составить другое слово.</w:t>
       </w:r>
     </w:p>
     <w:p>
       <w:pPr>
         <w:pStyle w:val="a0"/>
+        <w:numPr>
+          <w:ilvl w:val="0"/>
+          <w:numId w:val="0"/>
+        </w:numPr>
+        <w:ind w:firstLine="709"/>
       </w:pPr>
       <w:r>
-        <w:t>Проверка существования полученного слова</w:t>
+        <w:t xml:space="preserve">Управление игровым процессом. В любой момент игры пользователь может нажать кнопку </w:t>
       </w:r>
+      <w:proofErr w:type="spellStart"/>
       <w:r>
-        <w:t>.</w:t>
+        <w:t>Pause</w:t>
+      </w:r>
+      <w:proofErr w:type="spellEnd"/>
+      <w:r>
+        <w:t xml:space="preserve"> для приостановки игры. При этом таймер останавливается, и все действия на игровом поле блокируются. Для возобновления игры кнопка нажимается повторно.</w:t>
       </w:r>
     </w:p>
     <w:p>
       <w:pPr>
         <w:pStyle w:val="a0"/>
+        <w:numPr>
+          <w:ilvl w:val="0"/>
+          <w:numId w:val="0"/>
+        </w:numPr>
+        <w:ind w:firstLine="709"/>
       </w:pPr>
       <w:r>
-        <w:t>Просмотр текущей статистики</w:t>
-      </w:r>
-      <w:r>
-        <w:t>.</w:t>
+        <w:t>Просмотр статистики. На протяжении всей игры на экране отображается текущая статистика: количество набранных очков, список составленных слов, оставшееся время. По завершении игры выводится итоговая статистика сессии.</w:t>
       </w:r>
     </w:p>
     <w:p>
       <w:pPr>
         <w:pStyle w:val="a0"/>
+        <w:numPr>
+          <w:ilvl w:val="0"/>
+          <w:numId w:val="0"/>
+        </w:numPr>
+        <w:ind w:firstLine="709"/>
       </w:pPr>
       <w:r>
-        <w:t>Настройки параметров приложения.</w:t>
-      </w:r>
-    </w:p>
-    <w:p>
-      <w:r>
-        <w:t xml:space="preserve">Более подробно описывая, получим, что игра </w:t>
-      </w:r>
-      <w:r>
-        <w:t xml:space="preserve">«Балда» состоит из игрового поля 5 на 5, в центре поля записывается исходно слово из пяти букв, которое выделено жирным шрифтом, чтобы выделялось на фоне </w:t>
-      </w:r>
-      <w:r>
-        <w:lastRenderedPageBreak/>
-        <w:t>остальных, далее игроки (от двух до пяти) добавляют на поле по одной букве, чтобы получилось слово. Игра заканчивается, когда на поле или не остаётся свободного места, или нельзя сформировать слово.</w:t>
-      </w:r>
-    </w:p>
-    <w:p>
-      <w:r>
-        <w:t>При запуске приложения перед пользователем появляется окно, в котором на выбор представлены кнопки: «Запуск» и «Настройки». В настройках приложения пользователь регулирует размер поля, а также громкость музыкального сопровождения. Снизу сбоку будет поставлена кнопка, нажав на которую, пользователя перебрасывает в браузер в текстовой документ, в котором представлены все допустимые слова.</w:t>
-      </w:r>
-    </w:p>
-    <w:p>
-      <w:r>
-        <w:t>Нажав на кнопку запуска, пользователь попадает в следующее окно, в котором необходимо указать количество игроков, внести их имена или псевдонимы, а также зеленая кнопка «запуск». Оказавшись на игровом поле, случайным образом определяется игрок, который начнёт игру, написав первое слово по горизонтали на поле. Далее идёт порядок, как при внесении игроков, начиная с выбранного участника. Пример: три игрока, назовём их Андрей, Василий, Михаил. Оказавшись на поле, случайным образом выбирается пользователь Василий, который вписывает слово. Далее порядок идёт: Михаил – Андрей – Василий, затем по кругу.</w:t>
-      </w:r>
-    </w:p>
-    <w:p>
-      <w:r>
-        <w:t>За каждую букву, внесенную пользователем, не учитывая первого слова, начисляется по 5 очков. Справа сбоку будет представлена таблица подсчёта очков. По окончании игры статистика с игры будет автоматически удалена, следовательно в дальнейшем информация будет недоступна. После добавления буквы игроком, её изменение или удаление в дальнейшем невозможно</w:t>
-      </w:r>
-      <w:r>
-        <w:t>.</w:t>
+        <w:t>Завершение игры. Игра автоматически завершается при истечении времени, заполнении всех клеток поля или невозможности составления новых слов. Финальная статистика сохраняется в рамках текущей сессии и автоматически удаляется при перезапуске приложения.</w:t>
       </w:r>
     </w:p>
     <w:sectPr>
@@ -217,7 +176,7 @@
 </file>
 
 <file path=word/endnotes.xml><?xml version="1.0" encoding="utf-8"?>
-<w:endnotes xmlns:wpc="http://schemas.microsoft.com/office/word/2010/wordprocessingCanvas" xmlns:cx="http://schemas.microsoft.com/office/drawing/2014/chartex" xmlns:cx1="http://schemas.microsoft.com/office/drawing/2015/9/8/chartex" xmlns:cx2="http://schemas.microsoft.com/office/drawing/2015/10/21/chartex" xmlns:cx3="http://schemas.microsoft.com/office/drawing/2016/5/9/chartex" xmlns:cx4="http://schemas.microsoft.com/office/drawing/2016/5/10/chartex" xmlns:cx5="http://schemas.microsoft.com/office/drawing/2016/5/11/chartex" xmlns:cx6="http://schemas.microsoft.com/office/drawing/2016/5/12/chartex" xmlns:cx7="http://schemas.microsoft.com/office/drawing/2016/5/13/chartex" xmlns:cx8="http://schemas.microsoft.com/office/drawing/2016/5/14/chartex" xmlns:mc="http://schemas.openxmlformats.org/markup-compatibility/2006" xmlns:aink="http://schemas.microsoft.com/office/drawing/2016/ink" xmlns:am3d="http://schemas.microsoft.com/office/drawing/2017/model3d" xmlns:o="urn:schemas-microsoft-com:office:office" xmlns:r="http://schemas.openxmlformats.org/officeDocument/2006/relationships" xmlns:m="http://schemas.openxmlformats.org/officeDocument/2006/math" xmlns:v="urn:schemas-microsoft-com:vml" xmlns:wp14="http://schemas.microsoft.com/office/word/2010/wordprocessingDrawing" xmlns:wp="http://schemas.openxmlformats.org/drawingml/2006/wordprocessingDrawing" xmlns:w10="urn:schemas-microsoft-com:office:word" xmlns:w="http://schemas.openxmlformats.org/wordprocessingml/2006/main" xmlns:w14="http://schemas.microsoft.com/office/word/2010/wordml" xmlns:w15="http://schemas.microsoft.com/office/word/2012/wordml" xmlns:w16cex="http://schemas.microsoft.com/office/word/2018/wordml/cex" xmlns:w16cid="http://schemas.microsoft.com/office/word/2016/wordml/cid" xmlns:w16="http://schemas.microsoft.com/office/word/2018/wordml" xmlns:w16sdtdh="http://schemas.microsoft.com/office/word/2020/wordml/sdtdatahash" xmlns:w16se="http://schemas.microsoft.com/office/word/2015/wordml/symex" xmlns:wpg="http://schemas.microsoft.com/office/word/2010/wordprocessingGroup" xmlns:wpi="http://schemas.microsoft.com/office/word/2010/wordprocessingInk" xmlns:wne="http://schemas.microsoft.com/office/word/2006/wordml" xmlns:wps="http://schemas.microsoft.com/office/word/2010/wordprocessingShape" mc:Ignorable="w14 w15 w16se w16cid w16 w16cex w16sdtdh wp14">
+<w:endnotes xmlns:wpc="http://schemas.microsoft.com/office/word/2010/wordprocessingCanvas" xmlns:cx="http://schemas.microsoft.com/office/drawing/2014/chartex" xmlns:cx1="http://schemas.microsoft.com/office/drawing/2015/9/8/chartex" xmlns:cx2="http://schemas.microsoft.com/office/drawing/2015/10/21/chartex" xmlns:cx3="http://schemas.microsoft.com/office/drawing/2016/5/9/chartex" xmlns:cx4="http://schemas.microsoft.com/office/drawing/2016/5/10/chartex" xmlns:cx5="http://schemas.microsoft.com/office/drawing/2016/5/11/chartex" xmlns:cx6="http://schemas.microsoft.com/office/drawing/2016/5/12/chartex" xmlns:cx7="http://schemas.microsoft.com/office/drawing/2016/5/13/chartex" xmlns:cx8="http://schemas.microsoft.com/office/drawing/2016/5/14/chartex" xmlns:mc="http://schemas.openxmlformats.org/markup-compatibility/2006" xmlns:aink="http://schemas.microsoft.com/office/drawing/2016/ink" xmlns:am3d="http://schemas.microsoft.com/office/drawing/2017/model3d" xmlns:o="urn:schemas-microsoft-com:office:office" xmlns:oel="http://schemas.microsoft.com/office/2019/extlst" xmlns:r="http://schemas.openxmlformats.org/officeDocument/2006/relationships" xmlns:m="http://schemas.openxmlformats.org/officeDocument/2006/math" xmlns:v="urn:schemas-microsoft-com:vml" xmlns:wp14="http://schemas.microsoft.com/office/word/2010/wordprocessingDrawing" xmlns:wp="http://schemas.openxmlformats.org/drawingml/2006/wordprocessingDrawing" xmlns:w10="urn:schemas-microsoft-com:office:word" xmlns:w="http://schemas.openxmlformats.org/wordprocessingml/2006/main" xmlns:w14="http://schemas.microsoft.com/office/word/2010/wordml" xmlns:w15="http://schemas.microsoft.com/office/word/2012/wordml" xmlns:w16cex="http://schemas.microsoft.com/office/word/2018/wordml/cex" xmlns:w16cid="http://schemas.microsoft.com/office/word/2016/wordml/cid" xmlns:w16="http://schemas.microsoft.com/office/word/2018/wordml" xmlns:w16sdtdh="http://schemas.microsoft.com/office/word/2020/wordml/sdtdatahash" xmlns:w16se="http://schemas.microsoft.com/office/word/2015/wordml/symex" xmlns:wpg="http://schemas.microsoft.com/office/word/2010/wordprocessingGroup" xmlns:wpi="http://schemas.microsoft.com/office/word/2010/wordprocessingInk" xmlns:wne="http://schemas.microsoft.com/office/word/2006/wordml" xmlns:wps="http://schemas.microsoft.com/office/word/2010/wordprocessingShape" mc:Ignorable="w14 w15 w16se w16cid w16 w16cex w16sdtdh wp14">
   <w:endnote w:type="separator" w:id="-1">
     <w:p>
       <w:pPr>
@@ -242,7 +201,7 @@
 </file>
 
 <file path=word/footer1.xml><?xml version="1.0" encoding="utf-8"?>
-<w:ftr xmlns:wpc="http://schemas.microsoft.com/office/word/2010/wordprocessingCanvas" xmlns:cx="http://schemas.microsoft.com/office/drawing/2014/chartex" xmlns:cx1="http://schemas.microsoft.com/office/drawing/2015/9/8/chartex" xmlns:cx2="http://schemas.microsoft.com/office/drawing/2015/10/21/chartex" xmlns:cx3="http://schemas.microsoft.com/office/drawing/2016/5/9/chartex" xmlns:cx4="http://schemas.microsoft.com/office/drawing/2016/5/10/chartex" xmlns:cx5="http://schemas.microsoft.com/office/drawing/2016/5/11/chartex" xmlns:cx6="http://schemas.microsoft.com/office/drawing/2016/5/12/chartex" xmlns:cx7="http://schemas.microsoft.com/office/drawing/2016/5/13/chartex" xmlns:cx8="http://schemas.microsoft.com/office/drawing/2016/5/14/chartex" xmlns:mc="http://schemas.openxmlformats.org/markup-compatibility/2006" xmlns:aink="http://schemas.microsoft.com/office/drawing/2016/ink" xmlns:am3d="http://schemas.microsoft.com/office/drawing/2017/model3d" xmlns:o="urn:schemas-microsoft-com:office:office" xmlns:r="http://schemas.openxmlformats.org/officeDocument/2006/relationships" xmlns:m="http://schemas.openxmlformats.org/officeDocument/2006/math" xmlns:v="urn:schemas-microsoft-com:vml" xmlns:wp14="http://schemas.microsoft.com/office/word/2010/wordprocessingDrawing" xmlns:wp="http://schemas.openxmlformats.org/drawingml/2006/wordprocessingDrawing" xmlns:w10="urn:schemas-microsoft-com:office:word" xmlns:w="http://schemas.openxmlformats.org/wordprocessingml/2006/main" xmlns:w14="http://schemas.microsoft.com/office/word/2010/wordml" xmlns:w15="http://schemas.microsoft.com/office/word/2012/wordml" xmlns:w16cex="http://schemas.microsoft.com/office/word/2018/wordml/cex" xmlns:w16cid="http://schemas.microsoft.com/office/word/2016/wordml/cid" xmlns:w16="http://schemas.microsoft.com/office/word/2018/wordml" xmlns:w16sdtdh="http://schemas.microsoft.com/office/word/2020/wordml/sdtdatahash" xmlns:w16se="http://schemas.microsoft.com/office/word/2015/wordml/symex" xmlns:wpg="http://schemas.microsoft.com/office/word/2010/wordprocessingGroup" xmlns:wpi="http://schemas.microsoft.com/office/word/2010/wordprocessingInk" xmlns:wne="http://schemas.microsoft.com/office/word/2006/wordml" xmlns:wps="http://schemas.microsoft.com/office/word/2010/wordprocessingShape" mc:Ignorable="w14 w15 w16se w16cid w16 w16cex w16sdtdh wp14">
+<w:ftr xmlns:wpc="http://schemas.microsoft.com/office/word/2010/wordprocessingCanvas" xmlns:cx="http://schemas.microsoft.com/office/drawing/2014/chartex" xmlns:cx1="http://schemas.microsoft.com/office/drawing/2015/9/8/chartex" xmlns:cx2="http://schemas.microsoft.com/office/drawing/2015/10/21/chartex" xmlns:cx3="http://schemas.microsoft.com/office/drawing/2016/5/9/chartex" xmlns:cx4="http://schemas.microsoft.com/office/drawing/2016/5/10/chartex" xmlns:cx5="http://schemas.microsoft.com/office/drawing/2016/5/11/chartex" xmlns:cx6="http://schemas.microsoft.com/office/drawing/2016/5/12/chartex" xmlns:cx7="http://schemas.microsoft.com/office/drawing/2016/5/13/chartex" xmlns:cx8="http://schemas.microsoft.com/office/drawing/2016/5/14/chartex" xmlns:mc="http://schemas.openxmlformats.org/markup-compatibility/2006" xmlns:aink="http://schemas.microsoft.com/office/drawing/2016/ink" xmlns:am3d="http://schemas.microsoft.com/office/drawing/2017/model3d" xmlns:o="urn:schemas-microsoft-com:office:office" xmlns:oel="http://schemas.microsoft.com/office/2019/extlst" xmlns:r="http://schemas.openxmlformats.org/officeDocument/2006/relationships" xmlns:m="http://schemas.openxmlformats.org/officeDocument/2006/math" xmlns:v="urn:schemas-microsoft-com:vml" xmlns:wp14="http://schemas.microsoft.com/office/word/2010/wordprocessingDrawing" xmlns:wp="http://schemas.openxmlformats.org/drawingml/2006/wordprocessingDrawing" xmlns:w10="urn:schemas-microsoft-com:office:word" xmlns:w="http://schemas.openxmlformats.org/wordprocessingml/2006/main" xmlns:w14="http://schemas.microsoft.com/office/word/2010/wordml" xmlns:w15="http://schemas.microsoft.com/office/word/2012/wordml" xmlns:w16cex="http://schemas.microsoft.com/office/word/2018/wordml/cex" xmlns:w16cid="http://schemas.microsoft.com/office/word/2016/wordml/cid" xmlns:w16="http://schemas.microsoft.com/office/word/2018/wordml" xmlns:w16sdtdh="http://schemas.microsoft.com/office/word/2020/wordml/sdtdatahash" xmlns:w16se="http://schemas.microsoft.com/office/word/2015/wordml/symex" xmlns:wpg="http://schemas.microsoft.com/office/word/2010/wordprocessingGroup" xmlns:wpi="http://schemas.microsoft.com/office/word/2010/wordprocessingInk" xmlns:wne="http://schemas.microsoft.com/office/word/2006/wordml" xmlns:wps="http://schemas.microsoft.com/office/word/2010/wordprocessingShape" mc:Ignorable="w14 w15 w16se w16cid w16 w16cex w16sdtdh wp14">
   <w:p>
     <w:pPr>
       <w:pStyle w:val="af2"/>
@@ -272,7 +231,7 @@
 </file>
 
 <file path=word/footnotes.xml><?xml version="1.0" encoding="utf-8"?>
-<w:footnotes xmlns:wpc="http://schemas.microsoft.com/office/word/2010/wordprocessingCanvas" xmlns:cx="http://schemas.microsoft.com/office/drawing/2014/chartex" xmlns:cx1="http://schemas.microsoft.com/office/drawing/2015/9/8/chartex" xmlns:cx2="http://schemas.microsoft.com/office/drawing/2015/10/21/chartex" xmlns:cx3="http://schemas.microsoft.com/office/drawing/2016/5/9/chartex" xmlns:cx4="http://schemas.microsoft.com/office/drawing/2016/5/10/chartex" xmlns:cx5="http://schemas.microsoft.com/office/drawing/2016/5/11/chartex" xmlns:cx6="http://schemas.microsoft.com/office/drawing/2016/5/12/chartex" xmlns:cx7="http://schemas.microsoft.com/office/drawing/2016/5/13/chartex" xmlns:cx8="http://schemas.microsoft.com/office/drawing/2016/5/14/chartex" xmlns:mc="http://schemas.openxmlformats.org/markup-compatibility/2006" xmlns:aink="http://schemas.microsoft.com/office/drawing/2016/ink" xmlns:am3d="http://schemas.microsoft.com/office/drawing/2017/model3d" xmlns:o="urn:schemas-microsoft-com:office:office" xmlns:r="http://schemas.openxmlformats.org/officeDocument/2006/relationships" xmlns:m="http://schemas.openxmlformats.org/officeDocument/2006/math" xmlns:v="urn:schemas-microsoft-com:vml" xmlns:wp14="http://schemas.microsoft.com/office/word/2010/wordprocessingDrawing" xmlns:wp="http://schemas.openxmlformats.org/drawingml/2006/wordprocessingDrawing" xmlns:w10="urn:schemas-microsoft-com:office:word" xmlns:w="http://schemas.openxmlformats.org/wordprocessingml/2006/main" xmlns:w14="http://schemas.microsoft.com/office/word/2010/wordml" xmlns:w15="http://schemas.microsoft.com/office/word/2012/wordml" xmlns:w16cex="http://schemas.microsoft.com/office/word/2018/wordml/cex" xmlns:w16cid="http://schemas.microsoft.com/office/word/2016/wordml/cid" xmlns:w16="http://schemas.microsoft.com/office/word/2018/wordml" xmlns:w16sdtdh="http://schemas.microsoft.com/office/word/2020/wordml/sdtdatahash" xmlns:w16se="http://schemas.microsoft.com/office/word/2015/wordml/symex" xmlns:wpg="http://schemas.microsoft.com/office/word/2010/wordprocessingGroup" xmlns:wpi="http://schemas.microsoft.com/office/word/2010/wordprocessingInk" xmlns:wne="http://schemas.microsoft.com/office/word/2006/wordml" xmlns:wps="http://schemas.microsoft.com/office/word/2010/wordprocessingShape" mc:Ignorable="w14 w15 w16se w16cid w16 w16cex w16sdtdh wp14">
+<w:footnotes xmlns:wpc="http://schemas.microsoft.com/office/word/2010/wordprocessingCanvas" xmlns:cx="http://schemas.microsoft.com/office/drawing/2014/chartex" xmlns:cx1="http://schemas.microsoft.com/office/drawing/2015/9/8/chartex" xmlns:cx2="http://schemas.microsoft.com/office/drawing/2015/10/21/chartex" xmlns:cx3="http://schemas.microsoft.com/office/drawing/2016/5/9/chartex" xmlns:cx4="http://schemas.microsoft.com/office/drawing/2016/5/10/chartex" xmlns:cx5="http://schemas.microsoft.com/office/drawing/2016/5/11/chartex" xmlns:cx6="http://schemas.microsoft.com/office/drawing/2016/5/12/chartex" xmlns:cx7="http://schemas.microsoft.com/office/drawing/2016/5/13/chartex" xmlns:cx8="http://schemas.microsoft.com/office/drawing/2016/5/14/chartex" xmlns:mc="http://schemas.openxmlformats.org/markup-compatibility/2006" xmlns:aink="http://schemas.microsoft.com/office/drawing/2016/ink" xmlns:am3d="http://schemas.microsoft.com/office/drawing/2017/model3d" xmlns:o="urn:schemas-microsoft-com:office:office" xmlns:oel="http://schemas.microsoft.com/office/2019/extlst" xmlns:r="http://schemas.openxmlformats.org/officeDocument/2006/relationships" xmlns:m="http://schemas.openxmlformats.org/officeDocument/2006/math" xmlns:v="urn:schemas-microsoft-com:vml" xmlns:wp14="http://schemas.microsoft.com/office/word/2010/wordprocessingDrawing" xmlns:wp="http://schemas.openxmlformats.org/drawingml/2006/wordprocessingDrawing" xmlns:w10="urn:schemas-microsoft-com:office:word" xmlns:w="http://schemas.openxmlformats.org/wordprocessingml/2006/main" xmlns:w14="http://schemas.microsoft.com/office/word/2010/wordml" xmlns:w15="http://schemas.microsoft.com/office/word/2012/wordml" xmlns:w16cex="http://schemas.microsoft.com/office/word/2018/wordml/cex" xmlns:w16cid="http://schemas.microsoft.com/office/word/2016/wordml/cid" xmlns:w16="http://schemas.microsoft.com/office/word/2018/wordml" xmlns:w16sdtdh="http://schemas.microsoft.com/office/word/2020/wordml/sdtdatahash" xmlns:w16se="http://schemas.microsoft.com/office/word/2015/wordml/symex" xmlns:wpg="http://schemas.microsoft.com/office/word/2010/wordprocessingGroup" xmlns:wpi="http://schemas.microsoft.com/office/word/2010/wordprocessingInk" xmlns:wne="http://schemas.microsoft.com/office/word/2006/wordml" xmlns:wps="http://schemas.microsoft.com/office/word/2010/wordprocessingShape" mc:Ignorable="w14 w15 w16se w16cid w16 w16cex w16sdtdh wp14">
   <w:footnote w:type="separator" w:id="-1">
     <w:p>
       <w:pPr>
@@ -297,8 +256,121 @@
 </file>
 
 <file path=word/numbering.xml><?xml version="1.0" encoding="utf-8"?>
-<w:numbering xmlns:wpc="http://schemas.microsoft.com/office/word/2010/wordprocessingCanvas" xmlns:cx="http://schemas.microsoft.com/office/drawing/2014/chartex" xmlns:cx1="http://schemas.microsoft.com/office/drawing/2015/9/8/chartex" xmlns:cx2="http://schemas.microsoft.com/office/drawing/2015/10/21/chartex" xmlns:cx3="http://schemas.microsoft.com/office/drawing/2016/5/9/chartex" xmlns:cx4="http://schemas.microsoft.com/office/drawing/2016/5/10/chartex" xmlns:cx5="http://schemas.microsoft.com/office/drawing/2016/5/11/chartex" xmlns:cx6="http://schemas.microsoft.com/office/drawing/2016/5/12/chartex" xmlns:cx7="http://schemas.microsoft.com/office/drawing/2016/5/13/chartex" xmlns:cx8="http://schemas.microsoft.com/office/drawing/2016/5/14/chartex" xmlns:mc="http://schemas.openxmlformats.org/markup-compatibility/2006" xmlns:aink="http://schemas.microsoft.com/office/drawing/2016/ink" xmlns:am3d="http://schemas.microsoft.com/office/drawing/2017/model3d" xmlns:o="urn:schemas-microsoft-com:office:office" xmlns:r="http://schemas.openxmlformats.org/officeDocument/2006/relationships" xmlns:m="http://schemas.openxmlformats.org/officeDocument/2006/math" xmlns:v="urn:schemas-microsoft-com:vml" xmlns:wp14="http://schemas.microsoft.com/office/word/2010/wordprocessingDrawing" xmlns:wp="http://schemas.openxmlformats.org/drawingml/2006/wordprocessingDrawing" xmlns:w10="urn:schemas-microsoft-com:office:word" xmlns:w="http://schemas.openxmlformats.org/wordprocessingml/2006/main" xmlns:w14="http://schemas.microsoft.com/office/word/2010/wordml" xmlns:w15="http://schemas.microsoft.com/office/word/2012/wordml" xmlns:w16cex="http://schemas.microsoft.com/office/word/2018/wordml/cex" xmlns:w16cid="http://schemas.microsoft.com/office/word/2016/wordml/cid" xmlns:w16="http://schemas.microsoft.com/office/word/2018/wordml" xmlns:w16sdtdh="http://schemas.microsoft.com/office/word/2020/wordml/sdtdatahash" xmlns:w16se="http://schemas.microsoft.com/office/word/2015/wordml/symex" xmlns:wpg="http://schemas.microsoft.com/office/word/2010/wordprocessingGroup" xmlns:wpi="http://schemas.microsoft.com/office/word/2010/wordprocessingInk" xmlns:wne="http://schemas.microsoft.com/office/word/2006/wordml" xmlns:wps="http://schemas.microsoft.com/office/word/2010/wordprocessingShape" mc:Ignorable="w14 w15 w16se w16cid w16 w16cex w16sdtdh wp14">
+<w:numbering xmlns:wpc="http://schemas.microsoft.com/office/word/2010/wordprocessingCanvas" xmlns:cx="http://schemas.microsoft.com/office/drawing/2014/chartex" xmlns:cx1="http://schemas.microsoft.com/office/drawing/2015/9/8/chartex" xmlns:cx2="http://schemas.microsoft.com/office/drawing/2015/10/21/chartex" xmlns:cx3="http://schemas.microsoft.com/office/drawing/2016/5/9/chartex" xmlns:cx4="http://schemas.microsoft.com/office/drawing/2016/5/10/chartex" xmlns:cx5="http://schemas.microsoft.com/office/drawing/2016/5/11/chartex" xmlns:cx6="http://schemas.microsoft.com/office/drawing/2016/5/12/chartex" xmlns:cx7="http://schemas.microsoft.com/office/drawing/2016/5/13/chartex" xmlns:cx8="http://schemas.microsoft.com/office/drawing/2016/5/14/chartex" xmlns:mc="http://schemas.openxmlformats.org/markup-compatibility/2006" xmlns:aink="http://schemas.microsoft.com/office/drawing/2016/ink" xmlns:am3d="http://schemas.microsoft.com/office/drawing/2017/model3d" xmlns:o="urn:schemas-microsoft-com:office:office" xmlns:oel="http://schemas.microsoft.com/office/2019/extlst" xmlns:r="http://schemas.openxmlformats.org/officeDocument/2006/relationships" xmlns:m="http://schemas.openxmlformats.org/officeDocument/2006/math" xmlns:v="urn:schemas-microsoft-com:vml" xmlns:wp14="http://schemas.microsoft.com/office/word/2010/wordprocessingDrawing" xmlns:wp="http://schemas.openxmlformats.org/drawingml/2006/wordprocessingDrawing" xmlns:w10="urn:schemas-microsoft-com:office:word" xmlns:w="http://schemas.openxmlformats.org/wordprocessingml/2006/main" xmlns:w14="http://schemas.microsoft.com/office/word/2010/wordml" xmlns:w15="http://schemas.microsoft.com/office/word/2012/wordml" xmlns:w16cex="http://schemas.microsoft.com/office/word/2018/wordml/cex" xmlns:w16cid="http://schemas.microsoft.com/office/word/2016/wordml/cid" xmlns:w16="http://schemas.microsoft.com/office/word/2018/wordml" xmlns:w16sdtdh="http://schemas.microsoft.com/office/word/2020/wordml/sdtdatahash" xmlns:w16se="http://schemas.microsoft.com/office/word/2015/wordml/symex" xmlns:wpg="http://schemas.microsoft.com/office/word/2010/wordprocessingGroup" xmlns:wpi="http://schemas.microsoft.com/office/word/2010/wordprocessingInk" xmlns:wne="http://schemas.microsoft.com/office/word/2006/wordml" xmlns:wps="http://schemas.microsoft.com/office/word/2010/wordprocessingShape" mc:Ignorable="w14 w15 w16se w16cid w16 w16cex w16sdtdh wp14">
   <w:abstractNum w:abstractNumId="0" w15:restartNumberingAfterBreak="0">
+    <w:nsid w:val="0E952698"/>
+    <w:multiLevelType w:val="multilevel"/>
+    <w:tmpl w:val="880A6F12"/>
+    <w:lvl w:ilvl="0">
+      <w:start w:val="1"/>
+      <w:numFmt w:val="decimal"/>
+      <w:lvlText w:val="%1."/>
+      <w:lvlJc w:val="left"/>
+      <w:pPr>
+        <w:tabs>
+          <w:tab w:val="num" w:pos="720"/>
+        </w:tabs>
+        <w:ind w:left="720" w:hanging="360"/>
+      </w:pPr>
+    </w:lvl>
+    <w:lvl w:ilvl="1" w:tentative="1">
+      <w:start w:val="1"/>
+      <w:numFmt w:val="decimal"/>
+      <w:lvlText w:val="%2."/>
+      <w:lvlJc w:val="left"/>
+      <w:pPr>
+        <w:tabs>
+          <w:tab w:val="num" w:pos="1440"/>
+        </w:tabs>
+        <w:ind w:left="1440" w:hanging="360"/>
+      </w:pPr>
+    </w:lvl>
+    <w:lvl w:ilvl="2" w:tentative="1">
+      <w:start w:val="1"/>
+      <w:numFmt w:val="decimal"/>
+      <w:lvlText w:val="%3."/>
+      <w:lvlJc w:val="left"/>
+      <w:pPr>
+        <w:tabs>
+          <w:tab w:val="num" w:pos="2160"/>
+        </w:tabs>
+        <w:ind w:left="2160" w:hanging="360"/>
+      </w:pPr>
+    </w:lvl>
+    <w:lvl w:ilvl="3" w:tentative="1">
+      <w:start w:val="1"/>
+      <w:numFmt w:val="decimal"/>
+      <w:lvlText w:val="%4."/>
+      <w:lvlJc w:val="left"/>
+      <w:pPr>
+        <w:tabs>
+          <w:tab w:val="num" w:pos="2880"/>
+        </w:tabs>
+        <w:ind w:left="2880" w:hanging="360"/>
+      </w:pPr>
+    </w:lvl>
+    <w:lvl w:ilvl="4" w:tentative="1">
+      <w:start w:val="1"/>
+      <w:numFmt w:val="decimal"/>
+      <w:lvlText w:val="%5."/>
+      <w:lvlJc w:val="left"/>
+      <w:pPr>
+        <w:tabs>
+          <w:tab w:val="num" w:pos="3600"/>
+        </w:tabs>
+        <w:ind w:left="3600" w:hanging="360"/>
+      </w:pPr>
+    </w:lvl>
+    <w:lvl w:ilvl="5" w:tentative="1">
+      <w:start w:val="1"/>
+      <w:numFmt w:val="decimal"/>
+      <w:lvlText w:val="%6."/>
+      <w:lvlJc w:val="left"/>
+      <w:pPr>
+        <w:tabs>
+          <w:tab w:val="num" w:pos="4320"/>
+        </w:tabs>
+        <w:ind w:left="4320" w:hanging="360"/>
+      </w:pPr>
+    </w:lvl>
+    <w:lvl w:ilvl="6" w:tentative="1">
+      <w:start w:val="1"/>
+      <w:numFmt w:val="decimal"/>
+      <w:lvlText w:val="%7."/>
+      <w:lvlJc w:val="left"/>
+      <w:pPr>
+        <w:tabs>
+          <w:tab w:val="num" w:pos="5040"/>
+        </w:tabs>
+        <w:ind w:left="5040" w:hanging="360"/>
+      </w:pPr>
+    </w:lvl>
+    <w:lvl w:ilvl="7" w:tentative="1">
+      <w:start w:val="1"/>
+      <w:numFmt w:val="decimal"/>
+      <w:lvlText w:val="%8."/>
+      <w:lvlJc w:val="left"/>
+      <w:pPr>
+        <w:tabs>
+          <w:tab w:val="num" w:pos="5760"/>
+        </w:tabs>
+        <w:ind w:left="5760" w:hanging="360"/>
+      </w:pPr>
+    </w:lvl>
+    <w:lvl w:ilvl="8" w:tentative="1">
+      <w:start w:val="1"/>
+      <w:numFmt w:val="decimal"/>
+      <w:lvlText w:val="%9."/>
+      <w:lvlJc w:val="left"/>
+      <w:pPr>
+        <w:tabs>
+          <w:tab w:val="num" w:pos="6480"/>
+        </w:tabs>
+        <w:ind w:left="6480" w:hanging="360"/>
+      </w:pPr>
+    </w:lvl>
+  </w:abstractNum>
+  <w:abstractNum w:abstractNumId="1" w15:restartNumberingAfterBreak="0">
     <w:nsid w:val="1A3A658A"/>
     <w:multiLevelType w:val="hybridMultilevel"/>
     <w:tmpl w:val="F606D020"/>
@@ -387,7 +459,7 @@
       </w:pPr>
     </w:lvl>
   </w:abstractNum>
-  <w:abstractNum w:abstractNumId="1" w15:restartNumberingAfterBreak="0">
+  <w:abstractNum w:abstractNumId="2" w15:restartNumberingAfterBreak="0">
     <w:nsid w:val="1AAA1ED4"/>
     <w:multiLevelType w:val="hybridMultilevel"/>
     <w:tmpl w:val="464C5FE2"/>
@@ -477,7 +549,7 @@
       </w:pPr>
     </w:lvl>
   </w:abstractNum>
-  <w:abstractNum w:abstractNumId="2" w15:restartNumberingAfterBreak="0">
+  <w:abstractNum w:abstractNumId="3" w15:restartNumberingAfterBreak="0">
     <w:nsid w:val="2C4458D8"/>
     <w:multiLevelType w:val="hybridMultilevel"/>
     <w:tmpl w:val="B8E4A68C"/>
@@ -564,7 +636,7 @@
       </w:pPr>
     </w:lvl>
   </w:abstractNum>
-  <w:abstractNum w:abstractNumId="3" w15:restartNumberingAfterBreak="0">
+  <w:abstractNum w:abstractNumId="4" w15:restartNumberingAfterBreak="0">
     <w:nsid w:val="363F50AF"/>
     <w:multiLevelType w:val="hybridMultilevel"/>
     <w:tmpl w:val="25E4E15E"/>
@@ -653,7 +725,7 @@
       </w:pPr>
     </w:lvl>
   </w:abstractNum>
-  <w:abstractNum w:abstractNumId="4" w15:restartNumberingAfterBreak="0">
+  <w:abstractNum w:abstractNumId="5" w15:restartNumberingAfterBreak="0">
     <w:nsid w:val="376A29B9"/>
     <w:multiLevelType w:val="hybridMultilevel"/>
     <w:tmpl w:val="20384FFA"/>
@@ -742,7 +814,7 @@
       </w:pPr>
     </w:lvl>
   </w:abstractNum>
-  <w:abstractNum w:abstractNumId="5" w15:restartNumberingAfterBreak="0">
+  <w:abstractNum w:abstractNumId="6" w15:restartNumberingAfterBreak="0">
     <w:nsid w:val="3A30129C"/>
     <w:multiLevelType w:val="hybridMultilevel"/>
     <w:tmpl w:val="2676E6B6"/>
@@ -855,7 +927,7 @@
       </w:rPr>
     </w:lvl>
   </w:abstractNum>
-  <w:abstractNum w:abstractNumId="6" w15:restartNumberingAfterBreak="0">
+  <w:abstractNum w:abstractNumId="7" w15:restartNumberingAfterBreak="0">
     <w:nsid w:val="3C676D85"/>
     <w:multiLevelType w:val="hybridMultilevel"/>
     <w:tmpl w:val="E4AA005A"/>
@@ -968,7 +1040,7 @@
       </w:rPr>
     </w:lvl>
   </w:abstractNum>
-  <w:abstractNum w:abstractNumId="7" w15:restartNumberingAfterBreak="0">
+  <w:abstractNum w:abstractNumId="8" w15:restartNumberingAfterBreak="0">
     <w:nsid w:val="416D2486"/>
     <w:multiLevelType w:val="hybridMultilevel"/>
     <w:tmpl w:val="D6086D56"/>
@@ -1081,7 +1153,7 @@
       </w:rPr>
     </w:lvl>
   </w:abstractNum>
-  <w:abstractNum w:abstractNumId="8" w15:restartNumberingAfterBreak="0">
+  <w:abstractNum w:abstractNumId="9" w15:restartNumberingAfterBreak="0">
     <w:nsid w:val="68A97717"/>
     <w:multiLevelType w:val="multilevel"/>
     <w:tmpl w:val="AD2C26CA"/>
@@ -1205,7 +1277,7 @@
       </w:rPr>
     </w:lvl>
   </w:abstractNum>
-  <w:abstractNum w:abstractNumId="9" w15:restartNumberingAfterBreak="0">
+  <w:abstractNum w:abstractNumId="10" w15:restartNumberingAfterBreak="0">
     <w:nsid w:val="69400935"/>
     <w:multiLevelType w:val="multilevel"/>
     <w:tmpl w:val="258A7D1E"/>
@@ -1353,7 +1425,7 @@
       </w:rPr>
     </w:lvl>
   </w:abstractNum>
-  <w:abstractNum w:abstractNumId="10" w15:restartNumberingAfterBreak="0">
+  <w:abstractNum w:abstractNumId="11" w15:restartNumberingAfterBreak="0">
     <w:nsid w:val="7C786116"/>
     <w:multiLevelType w:val="multilevel"/>
     <w:tmpl w:val="17C0655A"/>
@@ -1467,56 +1539,59 @@
       </w:rPr>
     </w:lvl>
   </w:abstractNum>
-  <w:num w:numId="1">
-    <w:abstractNumId w:val="9"/>
-  </w:num>
-  <w:num w:numId="2">
-    <w:abstractNumId w:val="0"/>
-  </w:num>
-  <w:num w:numId="3">
+  <w:num w:numId="1" w16cid:durableId="516429993">
     <w:abstractNumId w:val="10"/>
   </w:num>
-  <w:num w:numId="4">
+  <w:num w:numId="2" w16cid:durableId="781270250">
+    <w:abstractNumId w:val="1"/>
+  </w:num>
+  <w:num w:numId="3" w16cid:durableId="2011987064">
+    <w:abstractNumId w:val="11"/>
+  </w:num>
+  <w:num w:numId="4" w16cid:durableId="2021664890">
+    <w:abstractNumId w:val="3"/>
+  </w:num>
+  <w:num w:numId="5" w16cid:durableId="1198855459">
     <w:abstractNumId w:val="2"/>
   </w:num>
-  <w:num w:numId="5">
-    <w:abstractNumId w:val="1"/>
+  <w:num w:numId="6" w16cid:durableId="1943148408">
+    <w:abstractNumId w:val="8"/>
   </w:num>
-  <w:num w:numId="6">
+  <w:num w:numId="7" w16cid:durableId="723875788">
+    <w:abstractNumId w:val="6"/>
+  </w:num>
+  <w:num w:numId="8" w16cid:durableId="2090275615">
     <w:abstractNumId w:val="7"/>
   </w:num>
-  <w:num w:numId="7">
-    <w:abstractNumId w:val="5"/>
-  </w:num>
-  <w:num w:numId="8">
-    <w:abstractNumId w:val="6"/>
-  </w:num>
-  <w:num w:numId="9">
-    <w:abstractNumId w:val="2"/>
+  <w:num w:numId="9" w16cid:durableId="1236433879">
+    <w:abstractNumId w:val="3"/>
     <w:lvlOverride w:ilvl="0">
       <w:startOverride w:val="1"/>
     </w:lvlOverride>
   </w:num>
-  <w:num w:numId="10">
-    <w:abstractNumId w:val="2"/>
+  <w:num w:numId="10" w16cid:durableId="1249387991">
+    <w:abstractNumId w:val="3"/>
     <w:lvlOverride w:ilvl="0">
       <w:startOverride w:val="1"/>
     </w:lvlOverride>
   </w:num>
-  <w:num w:numId="11">
-    <w:abstractNumId w:val="8"/>
+  <w:num w:numId="11" w16cid:durableId="235360341">
+    <w:abstractNumId w:val="9"/>
   </w:num>
-  <w:num w:numId="12">
-    <w:abstractNumId w:val="2"/>
+  <w:num w:numId="12" w16cid:durableId="1337418870">
+    <w:abstractNumId w:val="3"/>
     <w:lvlOverride w:ilvl="0">
       <w:startOverride w:val="1"/>
     </w:lvlOverride>
   </w:num>
-  <w:num w:numId="13">
+  <w:num w:numId="13" w16cid:durableId="921447621">
+    <w:abstractNumId w:val="5"/>
+  </w:num>
+  <w:num w:numId="14" w16cid:durableId="1705595438">
     <w:abstractNumId w:val="4"/>
   </w:num>
-  <w:num w:numId="14">
-    <w:abstractNumId w:val="3"/>
+  <w:num w:numId="15" w16cid:durableId="1321275379">
+    <w:abstractNumId w:val="0"/>
   </w:num>
 </w:numbering>
 </file>
@@ -2124,7 +2199,6 @@
   <w:style w:type="character" w:default="1" w:styleId="a2">
     <w:name w:val="Default Paragraph Font"/>
     <w:uiPriority w:val="1"/>
-    <w:semiHidden/>
     <w:unhideWhenUsed/>
   </w:style>
   <w:style w:type="table" w:default="1" w:styleId="a3">
